--- a/Paper/Liver_Disease_Paper/Frontiers/Submission_2/Response to reviewers.docx
+++ b/Paper/Liver_Disease_Paper/Frontiers/Submission_2/Response to reviewers.docx
@@ -136,31 +136,186 @@
         <w:spacing w:after="0" w:line="240" w:lineRule="auto"/>
         <w:rPr>
           <w:rFonts w:eastAsia="Times New Roman" w:cstheme="minorHAnsi"/>
-          <w:b/>
-          <w:bCs/>
-        </w:rPr>
-      </w:pPr>
-      <w:commentRangeStart w:id="0"/>
-      <w:r>
-        <w:rPr>
-          <w:rFonts w:eastAsia="Times New Roman" w:cstheme="minorHAnsi"/>
-        </w:rPr>
-        <w:t>Need help here</w:t>
-      </w:r>
-      <w:commentRangeEnd w:id="0"/>
-      <w:r>
-        <w:rPr>
-          <w:rStyle w:val="CommentReference"/>
-        </w:rPr>
-        <w:commentReference w:id="0"/>
-      </w:r>
-      <w:r>
-        <w:rPr>
-          <w:rFonts w:eastAsia="Times New Roman" w:cstheme="minorHAnsi"/>
-          <w:b/>
-          <w:bCs/>
-        </w:rPr>
-        <w:br/>
+        </w:rPr>
+      </w:pPr>
+      <w:r>
+        <w:rPr>
+          <w:rFonts w:eastAsia="Times New Roman" w:cstheme="minorHAnsi"/>
+        </w:rPr>
+        <w:t>Thank you for the comment, we have included the following statement elaborating on the differences between primary liver disease on contrast-enhanced CT vs CRLM. The associated references are listed below.</w:t>
+      </w:r>
+    </w:p>
+    <w:p>
+      <w:pPr>
+        <w:spacing w:after="0" w:line="240" w:lineRule="auto"/>
+        <w:ind w:left="720"/>
+        <w:rPr>
+          <w:i/>
+          <w:iCs/>
+        </w:rPr>
+      </w:pPr>
+      <w:r>
+        <w:rPr>
+          <w:i/>
+          <w:iCs/>
+        </w:rPr>
+        <w:t>To date, automated liver disease segmentation tasks have either largely focused on primary liver disease, or have not included qualitative evaluation of generated contours.</w:t>
+      </w:r>
+      <w:r>
+        <w:rPr>
+          <w:i/>
+          <w:iCs/>
+        </w:rPr>
+        <w:t xml:space="preserve"> </w:t>
+      </w:r>
+      <w:r>
+        <w:rPr>
+          <w:i/>
+          <w:iCs/>
+          <w:u w:val="single"/>
+        </w:rPr>
+        <w:t>Furthermore, hepatocellular carcinomas tend to have enhancement during the arterial phase of a contrast-enhanced CT with a hypodense rim [ref</w:t>
+      </w:r>
+      <w:r>
+        <w:rPr>
+          <w:i/>
+          <w:iCs/>
+          <w:u w:val="single"/>
+        </w:rPr>
+        <w:t>1, ref2</w:t>
+      </w:r>
+      <w:r>
+        <w:rPr>
+          <w:i/>
+          <w:iCs/>
+          <w:u w:val="single"/>
+        </w:rPr>
+        <w:t xml:space="preserve">], while CRLM often show hyperenhancement </w:t>
+      </w:r>
+      <w:r>
+        <w:rPr>
+          <w:i/>
+          <w:iCs/>
+          <w:u w:val="single"/>
+        </w:rPr>
+        <w:t>on the rim and a hypo enhancing center[ref</w:t>
+      </w:r>
+      <w:r>
+        <w:rPr>
+          <w:i/>
+          <w:iCs/>
+          <w:u w:val="single"/>
+        </w:rPr>
+        <w:t>3, ref4</w:t>
+      </w:r>
+      <w:r>
+        <w:rPr>
+          <w:i/>
+          <w:iCs/>
+          <w:u w:val="single"/>
+        </w:rPr>
+        <w:t>].</w:t>
+      </w:r>
+    </w:p>
+    <w:p>
+      <w:pPr>
+        <w:spacing w:after="0" w:line="240" w:lineRule="auto"/>
+        <w:rPr>
+          <w:rFonts w:eastAsia="Times New Roman" w:cstheme="minorHAnsi"/>
+        </w:rPr>
+      </w:pPr>
+      <w:r>
+        <w:t xml:space="preserve">Ref1 </w:t>
+      </w:r>
+      <w:hyperlink r:id="rId4" w:history="1">
+        <w:r>
+          <w:rPr>
+            <w:rStyle w:val="Hyperlink"/>
+            <w:rFonts w:eastAsia="Times New Roman" w:cstheme="minorHAnsi"/>
+          </w:rPr>
+          <w:t>https://www.ncbi.nlm.nih.gov/pmc/articles/PMC4284210/</w:t>
+        </w:r>
+      </w:hyperlink>
+    </w:p>
+    <w:p>
+      <w:pPr>
+        <w:spacing w:after="0" w:line="240" w:lineRule="auto"/>
+        <w:rPr>
+          <w:rFonts w:eastAsia="Times New Roman" w:cstheme="minorHAnsi"/>
+        </w:rPr>
+      </w:pPr>
+      <w:r>
+        <w:rPr>
+          <w:rFonts w:eastAsia="Times New Roman" w:cstheme="minorHAnsi"/>
+        </w:rPr>
+        <w:t xml:space="preserve">Ref2 </w:t>
+      </w:r>
+      <w:hyperlink r:id="rId5" w:history="1">
+        <w:r>
+          <w:rPr>
+            <w:rStyle w:val="Hyperlink"/>
+          </w:rPr>
+          <w:t>https://www.ncbi.nlm.nih.gov/pmc/articles/PMC6677284/</w:t>
+        </w:r>
+      </w:hyperlink>
+    </w:p>
+    <w:p>
+      <w:pPr>
+        <w:spacing w:after="0" w:line="240" w:lineRule="auto"/>
+        <w:rPr>
+          <w:rFonts w:eastAsia="Times New Roman" w:cstheme="minorHAnsi"/>
+        </w:rPr>
+      </w:pPr>
+      <w:r>
+        <w:t xml:space="preserve">Ref3 </w:t>
+      </w:r>
+      <w:hyperlink r:id="rId6" w:history="1">
+        <w:r>
+          <w:rPr>
+            <w:rStyle w:val="Hyperlink"/>
+            <w:rFonts w:eastAsia="Times New Roman" w:cstheme="minorHAnsi"/>
+          </w:rPr>
+          <w:t>https://www.ncbi.nlm.nih.gov/pmc/articles/PMC3237298/</w:t>
+        </w:r>
+      </w:hyperlink>
+    </w:p>
+    <w:p>
+      <w:pPr>
+        <w:spacing w:after="0" w:line="240" w:lineRule="auto"/>
+        <w:rPr>
+          <w:rFonts w:eastAsia="Times New Roman" w:cstheme="minorHAnsi"/>
+        </w:rPr>
+      </w:pPr>
+      <w:r>
+        <w:rPr>
+          <w:rFonts w:eastAsia="Times New Roman" w:cstheme="minorHAnsi"/>
+        </w:rPr>
+        <w:t xml:space="preserve">Ref4 </w:t>
+      </w:r>
+      <w:hyperlink r:id="rId7" w:history="1">
+        <w:r>
+          <w:rPr>
+            <w:rStyle w:val="Hyperlink"/>
+          </w:rPr>
+          <w:t>https://www.mdpi.com/2072-6694/12/1/151</w:t>
+        </w:r>
+      </w:hyperlink>
+    </w:p>
+    <w:p>
+      <w:pPr>
+        <w:spacing w:after="0" w:line="240" w:lineRule="auto"/>
+        <w:rPr>
+          <w:rFonts w:eastAsia="Times New Roman" w:cstheme="minorHAnsi"/>
+          <w:b/>
+          <w:bCs/>
+        </w:rPr>
+      </w:pPr>
+      <w:r>
+        <w:rPr>
+          <w:rFonts w:eastAsia="Times New Roman" w:cstheme="minorHAnsi"/>
+          <w:b/>
+          <w:bCs/>
+        </w:rPr>
         <w:t>3. Methods page 2:</w:t>
       </w:r>
       <w:r>
@@ -272,53 +427,22 @@
           <w:bCs/>
         </w:rPr>
         <w:br/>
-        <w:t xml:space="preserve">c. Are the </w:t>
-      </w:r>
-      <w:proofErr w:type="spellStart"/>
-      <w:r>
-        <w:rPr>
-          <w:rFonts w:eastAsia="Times New Roman" w:cstheme="minorHAnsi"/>
-          <w:b/>
-          <w:bCs/>
-        </w:rPr>
-        <w:t>LiTS</w:t>
-      </w:r>
-      <w:proofErr w:type="spellEnd"/>
-      <w:r>
-        <w:rPr>
-          <w:rFonts w:eastAsia="Times New Roman" w:cstheme="minorHAnsi"/>
-          <w:b/>
-          <w:bCs/>
-        </w:rPr>
-        <w:t xml:space="preserve"> and 3D-IRCADb01 datasets distributed with predefined training and test splits? This is not clear.</w:t>
-      </w:r>
-    </w:p>
-    <w:p>
-      <w:pPr>
-        <w:spacing w:after="0" w:line="240" w:lineRule="auto"/>
-        <w:rPr>
-          <w:rFonts w:eastAsia="Times New Roman" w:cstheme="minorHAnsi"/>
-        </w:rPr>
-      </w:pPr>
-      <w:r>
-        <w:rPr>
-          <w:rFonts w:eastAsia="Times New Roman" w:cstheme="minorHAnsi"/>
-        </w:rPr>
-        <w:t xml:space="preserve">The </w:t>
-      </w:r>
-      <w:proofErr w:type="spellStart"/>
-      <w:r>
-        <w:rPr>
-          <w:rFonts w:eastAsia="Times New Roman" w:cstheme="minorHAnsi"/>
-        </w:rPr>
-        <w:t>LiTS</w:t>
-      </w:r>
-      <w:proofErr w:type="spellEnd"/>
-      <w:r>
-        <w:rPr>
-          <w:rFonts w:eastAsia="Times New Roman" w:cstheme="minorHAnsi"/>
-        </w:rPr>
-        <w:t xml:space="preserve"> challenge has a designated test split</w:t>
+        <w:t>c. Are the LiTS and 3D-IRCADb01 datasets distributed with predefined training and test splits? This is not clear.</w:t>
+      </w:r>
+    </w:p>
+    <w:p>
+      <w:pPr>
+        <w:spacing w:after="0" w:line="240" w:lineRule="auto"/>
+        <w:rPr>
+          <w:rFonts w:eastAsia="Times New Roman" w:cstheme="minorHAnsi"/>
+        </w:rPr>
+      </w:pPr>
+      <w:r>
+        <w:rPr>
+          <w:rFonts w:eastAsia="Times New Roman" w:cstheme="minorHAnsi"/>
+        </w:rPr>
+        <w:lastRenderedPageBreak/>
+        <w:t>The LiTS challenge has a designated test split</w:t>
       </w:r>
       <w:r>
         <w:rPr>
@@ -357,7 +481,19 @@
         <w:rPr>
           <w:rFonts w:eastAsia="Times New Roman" w:cstheme="minorHAnsi"/>
         </w:rPr>
-        <w:t>Image annotation was provided in the form of a binary mask. These were used as a ground truth.</w:t>
+        <w:t>Image annotation was provided in the form of a binary mask. These were used as a ground truth</w:t>
+      </w:r>
+      <w:r>
+        <w:rPr>
+          <w:rFonts w:eastAsia="Times New Roman" w:cstheme="minorHAnsi"/>
+        </w:rPr>
+        <w:t xml:space="preserve">, the LiTs challenges describes the creation of these ground truth segmentations as coming from </w:t>
+      </w:r>
+      <w:r>
+        <w:rPr>
+          <w:rFonts w:eastAsia="Times New Roman" w:cstheme="minorHAnsi"/>
+        </w:rPr>
+        <w:t>manual segmentations by radiologists or oncologists.</w:t>
       </w:r>
     </w:p>
     <w:p>
@@ -406,10 +542,37 @@
           <w:i/>
           <w:iCs/>
         </w:rPr>
-        <w:lastRenderedPageBreak/>
-        <w:t xml:space="preserve">We retrospectively identified 18 patients, who had previously undergone targeted thermal ablation therapy at our institution under an Institutional Review Board-approved study (IRB: 2019-0213); these patients had 24 CRLM sites and 19 ablation sites. </w:t>
-      </w:r>
-      <w:bookmarkStart w:id="1" w:name="_Hlk105767232"/>
+        <w:t>We retrospectively identified 18 patients, who had previously undergone targeted thermal ablation therapy</w:t>
+      </w:r>
+      <w:r>
+        <w:rPr>
+          <w:i/>
+          <w:iCs/>
+        </w:rPr>
+        <w:t xml:space="preserve"> for colorectal liver metastases</w:t>
+      </w:r>
+      <w:r>
+        <w:rPr>
+          <w:i/>
+          <w:iCs/>
+        </w:rPr>
+        <w:t xml:space="preserve"> at our institution</w:t>
+      </w:r>
+      <w:r>
+        <w:rPr>
+          <w:i/>
+          <w:iCs/>
+        </w:rPr>
+        <w:t>, were retrospectively identified</w:t>
+      </w:r>
+      <w:r>
+        <w:rPr>
+          <w:i/>
+          <w:iCs/>
+        </w:rPr>
+        <w:t xml:space="preserve"> under an Institutional Review Board-approved study (IRB: 2019-0213); these patients had 24 CRLM sites and 19 ablation sites. </w:t>
+      </w:r>
+      <w:bookmarkStart w:id="0" w:name="_Hlk105767232"/>
       <w:r>
         <w:rPr>
           <w:i/>
@@ -425,24 +588,23 @@
         </w:rPr>
         <w:t>A score of 4 is defined as requiring minor changes on less than four slices, or changes that would require less than 10 seconds to fix.</w:t>
       </w:r>
-      <w:bookmarkEnd w:id="1"/>
-    </w:p>
-    <w:p>
-      <w:pPr>
-        <w:spacing w:after="0" w:line="240" w:lineRule="auto"/>
-        <w:rPr>
-          <w:rFonts w:eastAsia="Times New Roman" w:cstheme="minorHAnsi"/>
-          <w:b/>
-          <w:bCs/>
-        </w:rPr>
-      </w:pPr>
-      <w:r>
-        <w:rPr>
-          <w:rFonts w:eastAsia="Times New Roman" w:cstheme="minorHAnsi"/>
-          <w:b/>
-          <w:bCs/>
-        </w:rPr>
-        <w:br/>
+      <w:bookmarkEnd w:id="0"/>
+    </w:p>
+    <w:p>
+      <w:pPr>
+        <w:spacing w:after="0" w:line="240" w:lineRule="auto"/>
+        <w:rPr>
+          <w:rFonts w:eastAsia="Times New Roman" w:cstheme="minorHAnsi"/>
+          <w:b/>
+          <w:bCs/>
+        </w:rPr>
+      </w:pPr>
+      <w:r>
+        <w:rPr>
+          <w:rFonts w:eastAsia="Times New Roman" w:cstheme="minorHAnsi"/>
+          <w:b/>
+          <w:bCs/>
+        </w:rPr>
         <w:t>f. Are there no demographic information for the datasets used? What were their disease indications? How will you generalize this study to other populations/datasets without this information.</w:t>
       </w:r>
     </w:p>
@@ -451,17 +613,346 @@
         <w:spacing w:after="0" w:line="240" w:lineRule="auto"/>
         <w:rPr>
           <w:rFonts w:eastAsia="Times New Roman" w:cstheme="minorHAnsi"/>
-          <w:b/>
-          <w:bCs/>
-        </w:rPr>
-      </w:pPr>
-      <w:r>
-        <w:rPr>
-          <w:rFonts w:eastAsia="Times New Roman" w:cstheme="minorHAnsi"/>
-          <w:b/>
-          <w:bCs/>
-        </w:rPr>
-        <w:br/>
+        </w:rPr>
+      </w:pPr>
+      <w:r>
+        <w:rPr>
+          <w:rFonts w:eastAsia="Times New Roman" w:cstheme="minorHAnsi"/>
+        </w:rPr>
+        <w:t xml:space="preserve">Thank you for the comment, we have included a further reference to the LiTs paper that the data is collected from. </w:t>
+      </w:r>
+    </w:p>
+    <w:p>
+      <w:pPr>
+        <w:spacing w:after="0" w:line="240" w:lineRule="auto"/>
+        <w:ind w:left="720"/>
+        <w:rPr>
+          <w:rFonts w:eastAsia="Times New Roman" w:cstheme="minorHAnsi"/>
+          <w:i/>
+          <w:iCs/>
+        </w:rPr>
+      </w:pPr>
+      <w:r>
+        <w:rPr>
+          <w:i/>
+          <w:iCs/>
+        </w:rPr>
+        <w:t>To ensure reproducibility by other institutions, data provided by the publicly available LiTS challenge</w:t>
+      </w:r>
+      <w:r>
+        <w:rPr>
+          <w:i/>
+          <w:iCs/>
+        </w:rPr>
+        <w:fldChar w:fldCharType="begin" w:fldLock="1"/>
+      </w:r>
+      <w:r>
+        <w:rPr>
+          <w:i/>
+          <w:iCs/>
+        </w:rPr>
+        <w:instrText>ADDIN CSL_CITATION {"citationItems":[{"id":"ITEM-1","itemData":{"abstract":"In this work, we report the setup and results of the Liver Tumor Segmentation Benchmark (LiTS) organized in conjunction with the IEEE International Symposium on Biomedical Imaging (ISBI) 2017 and International Conference On Medical Image Computing &amp; Computer Assisted Intervention (MICCAI) 2017. Twenty-four valid state-of-the-art liver and liver tumor segmentation algorithms were applied to a set of 131 computed tomography (CT) volumes with different types of tumor contrast levels (hyper-/hypo-intense), abnormalities in tissues (metastasectomie) size and varying amount of lesions. The submitted algorithms have been tested on 70 undisclosed volumes. The dataset is created in collaboration with seven hospitals and research institutions and manually blind reviewed by independent three radiologists. We found that not a single algorithm performed best for liver and tumors. The best liver segmentation algorithm achieved a Dice score of 0.96(MICCAI) whereas for tumor segmentation the best algorithm evaluated at 0.67(ISBI) and 0.70(MICCAI). The LiTS image data and manual annotations continue to be publicly available through an online evaluation system as an ongoing benchmarking resource.","author":[{"dropping-particle":"","family":"Bilic","given":"Patrick","non-dropping-particle":"","parse-names":false,"suffix":""},{"dropping-particle":"","family":"Christ","given":"Patrick Ferdinand","non-dropping-particle":"","parse-names":false,"suffix":""},{"dropping-particle":"","family":"Vorontsov","given":"Eugene","non-dropping-particle":"","parse-names":false,"suffix":""},{"dropping-particle":"","family":"Chlebus","given":"Grzegorz","non-dropping-particle":"","parse-names":false,"suffix":""},{"dropping-particle":"","family":"Chen","given":"Hao","non-dropping-particle":"","parse-names":false,"suffix":""},{"dropping-particle":"","family":"Dou","given":"Qi","non-dropping-particle":"","parse-names":false,"suffix":""},{"dropping-particle":"","family":"Fu","given":"Chi-Wing","non-dropping-particle":"","parse-names":false,"suffix":""},{"dropping-particle":"","family":"Han","given":"Xiao","non-dropping-particle":"","parse-names":false,"suffix":""},{"dropping-particle":"","family":"Heng","given":"Pheng-Ann","non-dropping-particle":"","parse-names":false,"suffix":""},{"dropping-particle":"","family":"Hesser","given":"Jrgen","non-dropping-particle":"","parse-names":false,"suffix":""},{"dropping-particle":"","family":"Kadoury","given":"Samuel","non-dropping-particle":"","parse-names":false,"suffix":""},{"dropping-particle":"","family":"Kopczyski","given":"Tomasz","non-dropping-particle":"","parse-names":false,"suffix":""},{"dropping-particle":"","family":"Le","given":"Miao","non-dropping-particle":"","parse-names":false,"suffix":""},{"dropping-particle":"","family":"Li","given":"Chunming","non-dropping-particle":"","parse-names":false,"suffix":""},{"dropping-particle":"","family":"Li","given":"Xiaomeng","non-dropping-particle":"","parse-names":false,"suffix":""},{"dropping-particle":"","family":"Lipková","given":"Jana","non-dropping-particle":"","parse-names":false,"suffix":""},{"dropping-particle":"","family":"Lowengrub","given":"John","non-dropping-particle":"","parse-names":false,"suffix":""},{"dropping-particle":"","family":"Meine","given":"Hans","non-dropping-particle":"","parse-names":false,"suffix":""},{"dropping-particle":"","family":"Moltz","given":"Jan Hendrik","non-dropping-particle":"","parse-names":false,"suffix":""},{"dropping-particle":"","family":"Pal","given":"Chris","non-dropping-particle":"","parse-names":false,"suffix":""},{"dropping-particle":"","family":"Piraud","given":"Marie","non-dropping-particle":"","parse-names":false,"suffix":""},{"dropping-particle":"","family":"Qi","given":"Xiaojuan","non-dropping-particle":"","parse-names":false,"suffix":""},{"dropping-particle":"","family":"Qi","given":"Jin","non-dropping-particle":"","parse-names":false,"suffix":""},{"dropping-particle":"","family":"Rempfler","given":"Markus","non-dropping-particle":"","parse-names":false,"suffix":""},{"dropping-particle":"","family":"Roth","given":"Karsten","non-dropping-particle":"","parse-names":false,"suffix":""},{"dropping-particle":"","family":"Schenk","given":"Andrea","non-dropping-particle":"","parse-names":false,"suffix":""},{"dropping-particle":"","family":"Sekuboyina","given":"Anjany","non-dropping-particle":"","parse-names":false,"suffix":""},{"dropping-particle":"","family":"Zhou","given":"Ping","non-dropping-particle":"","parse-names":false,"suffix":""},{"dropping-particle":"","family":"Hülsemeyer","given":"Christian","non-dropping-particle":"","parse-names":false,"suffix":""},{"dropping-particle":"","family":"Beetz","given":"Marcel","non-dropping-particle":"","parse-names":false,"suffix":""},{"dropping-particle":"","family":"Ettlinger","given":"Florian","non-dropping-particle":"","parse-names":false,"suffix":""},{"dropping-particle":"","family":"Gruen","given":"Felix","non-dropping-particle":"","parse-names":false,"suffix":""},{"dropping-particle":"","family":"Kaissis","given":"Georgios","non-dropping-particle":"","parse-names":false,"suffix":""},{"dropping-particle":"","family":"Lohfer","given":"Fabian","non-dropping-particle":"","parse-names":false,"suffix":""},{"dropping-particle":"","family":"Braren","given":"Rickmer","non-dropping-particle":"","parse-names":false,"suffix":""},{"dropping-particle":"","family":"Holch","given":"Julian","non-dropping-particle":"","parse-names":false,"suffix":""},{"dropping-particle":"","family":"Hofmann","given":"Felix","non-dropping-particle":"","parse-names":false,"suffix":""},{"dropping-particle":"","family":"Sommer","given":"Wieland","non-dropping-particle":"","parse-names":false,"suffix":""},{"dropping-particle":"","family":"Heinemann","given":"Volker","non-dropping-particle":"","parse-names":false,"suffix":""},{"dropping-particle":"","family":"Jacobs","given":"Colin","non-dropping-particle":"","parse-names":false,"suffix":""},{"dropping-particle":"","family":"Efrain","given":"Gabriel","non-dropping-particle":"","parse-names":false,"suffix":""},{"dropping-particle":"","family":"Mamani","given":"Humpire","non-dropping-particle":"","parse-names":false,"suffix":""},{"dropping-particle":"","family":"Ginneken","given":"Bram","non-dropping-particle":"Van","parse-names":false,"suffix":""},{"dropping-particle":"","family":"Chartrand","given":"Gabriel","non-dropping-particle":"","parse-names":false,"suffix":""},{"dropping-particle":"","family":"Tang","given":"An","non-dropping-particle":"","parse-names":false,"suffix":""},{"dropping-particle":"","family":"Drozdzal","given":"Michal","non-dropping-particle":"","parse-names":false,"suffix":""},{"dropping-particle":"","family":"Ben-Cohen","given":"Avi","non-dropping-particle":"","parse-names":false,"suffix":""},{"dropping-particle":"","family":"Klang","given":"Eyal","non-dropping-particle":"","parse-names":false,"suffix":""},{"dropping-particle":"","family":"Amitai","given":"Marianne M","non-dropping-particle":"","parse-names":false,"suffix":""},{"dropping-particle":"","family":"Konen","given":"Eli","non-dropping-particle":"","parse-names":false,"suffix":""},{"dropping-particle":"","family":"Greenspan","given":"Hayit","non-dropping-particle":"","parse-names":false,"suffix":""},{"dropping-particle":"","family":"Moreau","given":"Johan","non-dropping-particle":"","parse-names":false,"suffix":""},{"dropping-particle":"","family":"Hostettler","given":"Alexandre","non-dropping-particle":"","parse-names":false,"suffix":""},{"dropping-particle":"","family":"Soler","given":"Luc","non-dropping-particle":"","parse-names":false,"suffix":""},{"dropping-particle":"","family":"Vivanti","given":"Refael","non-dropping-particle":"","parse-names":false,"suffix":""},{"dropping-particle":"","family":"Szeskin","given":"Adi","non-dropping-particle":"","parse-names":false,"suffix":""},{"dropping-particle":"","family":"Lev-Cohain","given":"Naama","non-dropping-particle":"","parse-names":false,"suffix":""},{"dropping-particle":"","family":"Sosna","given":"Jacob","non-dropping-particle":"","parse-names":false,"suffix":""},{"dropping-particle":"","family":"Joskowicz","given":"Leo","non-dropping-particle":"","parse-names":false,"suffix":""},{"dropping-particle":"","family":"Kumar","given":"Ashnil","non-dropping-particle":"","parse-names":false,"suffix":""},{"dropping-particle":"","family":"Kore","given":"Avinash","non-dropping-particle":"","parse-names":false,"suffix":""},{"dropping-particle":"","family":"Wang","given":"Chunliang","non-dropping-particle":"","parse-names":false,"suffix":""},{"dropping-particle":"","family":"Feng","given":"Dagan","non-dropping-particle":"","parse-names":false,"suffix":""},{"dropping-particle":"","family":"Li Aa","given":"Fan","non-dropping-particle":"","parse-names":false,"suffix":""},{"dropping-particle":"","family":"Krishnamurthi","given":"Ganapathy","non-dropping-particle":"","parse-names":false,"suffix":""},{"dropping-particle":"","family":"Wu Aa","given":"Jianrong","non-dropping-particle":"","parse-names":false,"suffix":""},{"dropping-particle":"","family":"Kim","given":"Jinman","non-dropping-particle":"","parse-names":false,"suffix":""},{"dropping-particle":"","family":"Zhou","given":"Jinyi","non-dropping-particle":"","parse-names":false,"suffix":""},{"dropping-particle":"","family":"Ma","given":"Jun","non-dropping-particle":"","parse-names":false,"suffix":""},{"dropping-particle":"","family":"Li","given":"Junbo","non-dropping-particle":"","parse-names":false,"suffix":""},{"dropping-particle":"","family":"Maninis","given":"Kevis-Kokitsi","non-dropping-particle":"","parse-names":false,"suffix":""},{"dropping-particle":"","family":"Chaitanya Kaluva","given":"Krishna","non-dropping-particle":"","parse-names":false,"suffix":""},{"dropping-particle":"","family":"Bi","given":"Lei","non-dropping-particle":"","parse-names":false,"suffix":""},{"dropping-particle":"","family":"Khened","given":"Mahendra","non-dropping-particle":"","parse-names":false,"suffix":""},{"dropping-particle":"","family":"Beliver","given":"Miriam","non-dropping-particle":"","parse-names":false,"suffix":""},{"dropping-particle":"","family":"Lin Aa","given":"Qizhong","non-dropping-particle":"","parse-names":false,"suffix":""},{"dropping-particle":"","family":"Yang","given":"Xiaoping","non-dropping-particle":"","parse-names":false,"suffix":""},{"dropping-particle":"","family":"Yuan","given":"Yading","non-dropping-particle":"","parse-names":false,"suffix":""},{"dropping-particle":"","family":"Chen Aa","given":"Yinan","non-dropping-particle":"","parse-names":false,"suffix":""},{"dropping-particle":"","family":"Li","given":"Yuanqiang","non-dropping-particle":"","parse-names":false,"suffix":""},{"dropping-particle":"","family":"Qiu","given":"Yudong","non-dropping-particle":"","parse-names":false,"suffix":""},{"dropping-particle":"","family":"Wu","given":"Yuli","non-dropping-particle":"","parse-names":false,"suffix":""},{"dropping-particle":"","family":"Menze","given":"Bjoern","non-dropping-particle":"","parse-names":false,"suffix":""}],"id":"ITEM-1","issued":{"date-parts":[["2019"]]},"title":"The Liver Tumor Segmentation Benchmark (LiTS)","type":"report"},"uris":["http://www.mendeley.com/documents/?uuid=e9bf4007-81dd-37e4-b030-0ffee70c6176"]}],"mendeley":{"formattedCitation":"&lt;sup&gt;11&lt;/sup&gt;","plainTextFormattedCitation":"11","previouslyFormattedCitation":"&lt;sup&gt;10&lt;/sup&gt;"},"properties":{"noteIndex":0},"schema":"https://github.com/citation-style-language/schema/raw/master/csl-citation.json"}</w:instrText>
+      </w:r>
+      <w:r>
+        <w:rPr>
+          <w:i/>
+          <w:iCs/>
+        </w:rPr>
+        <w:fldChar w:fldCharType="separate"/>
+      </w:r>
+      <w:r>
+        <w:rPr>
+          <w:i/>
+          <w:iCs/>
+          <w:noProof/>
+          <w:vertAlign w:val="superscript"/>
+        </w:rPr>
+        <w:t>11</w:t>
+      </w:r>
+      <w:r>
+        <w:rPr>
+          <w:i/>
+          <w:iCs/>
+        </w:rPr>
+        <w:fldChar w:fldCharType="end"/>
+      </w:r>
+      <w:r>
+        <w:rPr>
+          <w:i/>
+          <w:iCs/>
+        </w:rPr>
+        <w:t>. LiTS consists of CECT scans from 131 patients with primary and secondary liver disease</w:t>
+      </w:r>
+      <w:r>
+        <w:rPr>
+          <w:i/>
+          <w:iCs/>
+        </w:rPr>
+        <w:t xml:space="preserve"> </w:t>
+      </w:r>
+      <w:r>
+        <w:rPr>
+          <w:i/>
+          <w:iCs/>
+          <w:u w:val="single"/>
+        </w:rPr>
+        <w:t xml:space="preserve">collected from </w:t>
+      </w:r>
+      <w:r>
+        <w:rPr>
+          <w:i/>
+          <w:iCs/>
+          <w:u w:val="single"/>
+        </w:rPr>
+        <w:t>several</w:t>
+      </w:r>
+      <w:r>
+        <w:rPr>
+          <w:i/>
+          <w:iCs/>
+          <w:u w:val="single"/>
+        </w:rPr>
+        <w:t xml:space="preserve"> different institutions</w:t>
+      </w:r>
+      <w:r>
+        <w:rPr>
+          <w:i/>
+          <w:iCs/>
+          <w:u w:val="single"/>
+        </w:rPr>
+        <w:fldChar w:fldCharType="begin" w:fldLock="1"/>
+      </w:r>
+      <w:r>
+        <w:rPr>
+          <w:i/>
+          <w:iCs/>
+          <w:u w:val="single"/>
+        </w:rPr>
+        <w:instrText>ADDIN CSL_CITATION {"citationItems":[{"id":"ITEM-1","itemData":{"abstract":"In this work, we report the setup and results of the Liver Tumor Segmentation Benchmark (LiTS) organized in conjunction with the IEEE International Symposium on Biomedical Imaging (ISBI) 2017 and International Conference On Medical Image Computing &amp; Computer Assisted Intervention (MICCAI) 2017. Twenty-four valid state-of-the-art liver and liver tumor segmentation algorithms were applied to a set of 131 computed tomography (CT) volumes with different types of tumor contrast levels (hyper-/hypo-intense), abnormalities in tissues (metastasectomie) size and varying amount of lesions. The submitted algorithms have been tested on 70 undisclosed volumes. The dataset is created in collaboration with seven hospitals and research institutions and manually blind reviewed by independent three radiologists. We found that not a single algorithm performed best for liver and tumors. The best liver segmentation algorithm achieved a Dice score of 0.96(MICCAI) whereas for tumor segmentation the best algorithm evaluated at 0.67(ISBI) and 0.70(MICCAI). The LiTS image data and manual annotations continue to be publicly available through an online evaluation system as an ongoing benchmarking resource.","author":[{"dropping-particle":"","family":"Bilic","given":"Patrick","non-dropping-particle":"","parse-names":false,"suffix":""},{"dropping-particle":"","family":"Christ","given":"Patrick Ferdinand","non-dropping-particle":"","parse-names":false,"suffix":""},{"dropping-particle":"","family":"Vorontsov","given":"Eugene","non-dropping-particle":"","parse-names":false,"suffix":""},{"dropping-particle":"","family":"Chlebus","given":"Grzegorz","non-dropping-particle":"","parse-names":false,"suffix":""},{"dropping-particle":"","family":"Chen","given":"Hao","non-dropping-particle":"","parse-names":false,"suffix":""},{"dropping-particle":"","family":"Dou","given":"Qi","non-dropping-particle":"","parse-names":false,"suffix":""},{"dropping-particle":"","family":"Fu","given":"Chi-Wing","non-dropping-particle":"","parse-names":false,"suffix":""},{"dropping-particle":"","family":"Han","given":"Xiao","non-dropping-particle":"","parse-names":false,"suffix":""},{"dropping-particle":"","family":"Heng","given":"Pheng-Ann","non-dropping-particle":"","parse-names":false,"suffix":""},{"dropping-particle":"","family":"Hesser","given":"Jrgen","non-dropping-particle":"","parse-names":false,"suffix":""},{"dropping-particle":"","family":"Kadoury","given":"Samuel","non-dropping-particle":"","parse-names":false,"suffix":""},{"dropping-particle":"","family":"Kopczyski","given":"Tomasz","non-dropping-particle":"","parse-names":false,"suffix":""},{"dropping-particle":"","family":"Le","given":"Miao","non-dropping-particle":"","parse-names":false,"suffix":""},{"dropping-particle":"","family":"Li","given":"Chunming","non-dropping-particle":"","parse-names":false,"suffix":""},{"dropping-particle":"","family":"Li","given":"Xiaomeng","non-dropping-particle":"","parse-names":false,"suffix":""},{"dropping-particle":"","family":"Lipková","given":"Jana","non-dropping-particle":"","parse-names":false,"suffix":""},{"dropping-particle":"","family":"Lowengrub","given":"John","non-dropping-particle":"","parse-names":false,"suffix":""},{"dropping-particle":"","family":"Meine","given":"Hans","non-dropping-particle":"","parse-names":false,"suffix":""},{"dropping-particle":"","family":"Moltz","given":"Jan Hendrik","non-dropping-particle":"","parse-names":false,"suffix":""},{"dropping-particle":"","family":"Pal","given":"Chris","non-dropping-particle":"","parse-names":false,"suffix":""},{"dropping-particle":"","family":"Piraud","given":"Marie","non-dropping-particle":"","parse-names":false,"suffix":""},{"dropping-particle":"","family":"Qi","given":"Xiaojuan","non-dropping-particle":"","parse-names":false,"suffix":""},{"dropping-particle":"","family":"Qi","given":"Jin","non-dropping-particle":"","parse-names":false,"suffix":""},{"dropping-particle":"","family":"Rempfler","given":"Markus","non-dropping-particle":"","parse-names":false,"suffix":""},{"dropping-particle":"","family":"Roth","given":"Karsten","non-dropping-particle":"","parse-names":false,"suffix":""},{"dropping-particle":"","family":"Schenk","given":"Andrea","non-dropping-particle":"","parse-names":false,"suffix":""},{"dropping-particle":"","family":"Sekuboyina","given":"Anjany","non-dropping-particle":"","parse-names":false,"suffix":""},{"dropping-particle":"","family":"Zhou","given":"Ping","non-dropping-particle":"","parse-names":false,"suffix":""},{"dropping-particle":"","family":"Hülsemeyer","given":"Christian","non-dropping-particle":"","parse-names":false,"suffix":""},{"dropping-particle":"","family":"Beetz","given":"Marcel","non-dropping-particle":"","parse-names":false,"suffix":""},{"dropping-particle":"","family":"Ettlinger","given":"Florian","non-dropping-particle":"","parse-names":false,"suffix":""},{"dropping-particle":"","family":"Gruen","given":"Felix","non-dropping-particle":"","parse-names":false,"suffix":""},{"dropping-particle":"","family":"Kaissis","given":"Georgios","non-dropping-particle":"","parse-names":false,"suffix":""},{"dropping-particle":"","family":"Lohfer","given":"Fabian","non-dropping-particle":"","parse-names":false,"suffix":""},{"dropping-particle":"","family":"Braren","given":"Rickmer","non-dropping-particle":"","parse-names":false,"suffix":""},{"dropping-particle":"","family":"Holch","given":"Julian","non-dropping-particle":"","parse-names":false,"suffix":""},{"dropping-particle":"","family":"Hofmann","given":"Felix","non-dropping-particle":"","parse-names":false,"suffix":""},{"dropping-particle":"","family":"Sommer","given":"Wieland","non-dropping-particle":"","parse-names":false,"suffix":""},{"dropping-particle":"","family":"Heinemann","given":"Volker","non-dropping-particle":"","parse-names":false,"suffix":""},{"dropping-particle":"","family":"Jacobs","given":"Colin","non-dropping-particle":"","parse-names":false,"suffix":""},{"dropping-particle":"","family":"Efrain","given":"Gabriel","non-dropping-particle":"","parse-names":false,"suffix":""},{"dropping-particle":"","family":"Mamani","given":"Humpire","non-dropping-particle":"","parse-names":false,"suffix":""},{"dropping-particle":"","family":"Ginneken","given":"Bram","non-dropping-particle":"Van","parse-names":false,"suffix":""},{"dropping-particle":"","family":"Chartrand","given":"Gabriel","non-dropping-particle":"","parse-names":false,"suffix":""},{"dropping-particle":"","family":"Tang","given":"An","non-dropping-particle":"","parse-names":false,"suffix":""},{"dropping-particle":"","family":"Drozdzal","given":"Michal","non-dropping-particle":"","parse-names":false,"suffix":""},{"dropping-particle":"","family":"Ben-Cohen","given":"Avi","non-dropping-particle":"","parse-names":false,"suffix":""},{"dropping-particle":"","family":"Klang","given":"Eyal","non-dropping-particle":"","parse-names":false,"suffix":""},{"dropping-particle":"","family":"Amitai","given":"Marianne M","non-dropping-particle":"","parse-names":false,"suffix":""},{"dropping-particle":"","family":"Konen","given":"Eli","non-dropping-particle":"","parse-names":false,"suffix":""},{"dropping-particle":"","family":"Greenspan","given":"Hayit","non-dropping-particle":"","parse-names":false,"suffix":""},{"dropping-particle":"","family":"Moreau","given":"Johan","non-dropping-particle":"","parse-names":false,"suffix":""},{"dropping-particle":"","family":"Hostettler","given":"Alexandre","non-dropping-particle":"","parse-names":false,"suffix":""},{"dropping-particle":"","family":"Soler","given":"Luc","non-dropping-particle":"","parse-names":false,"suffix":""},{"dropping-particle":"","family":"Vivanti","given":"Refael","non-dropping-particle":"","parse-names":false,"suffix":""},{"dropping-particle":"","family":"Szeskin","given":"Adi","non-dropping-particle":"","parse-names":false,"suffix":""},{"dropping-particle":"","family":"Lev-Cohain","given":"Naama","non-dropping-particle":"","parse-names":false,"suffix":""},{"dropping-particle":"","family":"Sosna","given":"Jacob","non-dropping-particle":"","parse-names":false,"suffix":""},{"dropping-particle":"","family":"Joskowicz","given":"Leo","non-dropping-particle":"","parse-names":false,"suffix":""},{"dropping-particle":"","family":"Kumar","given":"Ashnil","non-dropping-particle":"","parse-names":false,"suffix":""},{"dropping-particle":"","family":"Kore","given":"Avinash","non-dropping-particle":"","parse-names":false,"suffix":""},{"dropping-particle":"","family":"Wang","given":"Chunliang","non-dropping-particle":"","parse-names":false,"suffix":""},{"dropping-particle":"","family":"Feng","given":"Dagan","non-dropping-particle":"","parse-names":false,"suffix":""},{"dropping-particle":"","family":"Li Aa","given":"Fan","non-dropping-particle":"","parse-names":false,"suffix":""},{"dropping-particle":"","family":"Krishnamurthi","given":"Ganapathy","non-dropping-particle":"","parse-names":false,"suffix":""},{"dropping-particle":"","family":"Wu Aa","given":"Jianrong","non-dropping-particle":"","parse-names":false,"suffix":""},{"dropping-particle":"","family":"Kim","given":"Jinman","non-dropping-particle":"","parse-names":false,"suffix":""},{"dropping-particle":"","family":"Zhou","given":"Jinyi","non-dropping-particle":"","parse-names":false,"suffix":""},{"dropping-particle":"","family":"Ma","given":"Jun","non-dropping-particle":"","parse-names":false,"suffix":""},{"dropping-particle":"","family":"Li","given":"Junbo","non-dropping-particle":"","parse-names":false,"suffix":""},{"dropping-particle":"","family":"Maninis","given":"Kevis-Kokitsi","non-dropping-particle":"","parse-names":false,"suffix":""},{"dropping-particle":"","family":"Chaitanya Kaluva","given":"Krishna","non-dropping-particle":"","parse-names":false,"suffix":""},{"dropping-particle":"","family":"Bi","given":"Lei","non-dropping-particle":"","parse-names":false,"suffix":""},{"dropping-particle":"","family":"Khened","given":"Mahendra","non-dropping-particle":"","parse-names":false,"suffix":""},{"dropping-particle":"","family":"Beliver","given":"Miriam","non-dropping-particle":"","parse-names":false,"suffix":""},{"dropping-particle":"","family":"Lin Aa","given":"Qizhong","non-dropping-particle":"","parse-names":false,"suffix":""},{"dropping-particle":"","family":"Yang","given":"Xiaoping","non-dropping-particle":"","parse-names":false,"suffix":""},{"dropping-particle":"","family":"Yuan","given":"Yading","non-dropping-particle":"","parse-names":false,"suffix":""},{"dropping-particle":"","family":"Chen Aa","given":"Yinan","non-dropping-particle":"","parse-names":false,"suffix":""},{"dropping-particle":"","family":"Li","given":"Yuanqiang","non-dropping-particle":"","parse-names":false,"suffix":""},{"dropping-particle":"","family":"Qiu","given":"Yudong","non-dropping-particle":"","parse-names":false,"suffix":""},{"dropping-particle":"","family":"Wu","given":"Yuli","non-dropping-particle":"","parse-names":false,"suffix":""},{"dropping-particle":"","family":"Menze","given":"Bjoern","non-dropping-particle":"","parse-names":false,"suffix":""}],"id":"ITEM-1","issued":{"date-parts":[["2019"]]},"title":"The Liver Tumor Segmentation Benchmark (LiTS)","type":"report"},"uris":["http://www.mendeley.com/documents/?uuid=e9bf4007-81dd-37e4-b030-0ffee70c6176"]}],"mendeley":{"formattedCitation":"&lt;sup&gt;11&lt;/sup&gt;","plainTextFormattedCitation":"11","previouslyFormattedCitation":"&lt;sup&gt;10&lt;/sup&gt;"},"properties":{"noteIndex":0},"schema":"https://github.com/citation-style-language/schema/raw/master/csl-citation.json"}</w:instrText>
+      </w:r>
+      <w:r>
+        <w:rPr>
+          <w:i/>
+          <w:iCs/>
+          <w:u w:val="single"/>
+        </w:rPr>
+        <w:fldChar w:fldCharType="separate"/>
+      </w:r>
+      <w:r>
+        <w:rPr>
+          <w:i/>
+          <w:iCs/>
+          <w:noProof/>
+          <w:u w:val="single"/>
+          <w:vertAlign w:val="superscript"/>
+        </w:rPr>
+        <w:t>11</w:t>
+      </w:r>
+      <w:r>
+        <w:rPr>
+          <w:i/>
+          <w:iCs/>
+          <w:u w:val="single"/>
+        </w:rPr>
+        <w:fldChar w:fldCharType="end"/>
+      </w:r>
+      <w:r>
+        <w:rPr>
+          <w:i/>
+          <w:iCs/>
+          <w:u w:val="single"/>
+        </w:rPr>
+        <w:t>.</w:t>
+      </w:r>
+      <w:r>
+        <w:rPr>
+          <w:i/>
+          <w:iCs/>
+          <w:u w:val="single"/>
+        </w:rPr>
+        <w:t xml:space="preserve"> Subjects suffered from primary tumor disease, such as HCC, as well as secondary liver tumors and metastasis from breast, lung, and colorectal cancer.</w:t>
+      </w:r>
+    </w:p>
+    <w:p>
+      <w:pPr>
+        <w:spacing w:after="0" w:line="240" w:lineRule="auto"/>
+        <w:rPr>
+          <w:rFonts w:eastAsia="Times New Roman" w:cstheme="minorHAnsi"/>
+        </w:rPr>
+      </w:pPr>
+      <w:r>
+        <w:rPr>
+          <w:rFonts w:eastAsia="Times New Roman" w:cstheme="minorHAnsi"/>
+        </w:rPr>
+        <w:t>We have further expanded upon our explanation of the 3DIRCADb dataset</w:t>
+      </w:r>
+    </w:p>
+    <w:p>
+      <w:pPr>
+        <w:spacing w:after="0" w:line="240" w:lineRule="auto"/>
+        <w:ind w:left="720"/>
+        <w:rPr>
+          <w:rFonts w:eastAsia="Times New Roman" w:cstheme="minorHAnsi"/>
+          <w:i/>
+          <w:iCs/>
+        </w:rPr>
+      </w:pPr>
+      <w:r>
+        <w:rPr>
+          <w:i/>
+          <w:iCs/>
+        </w:rPr>
+        <w:t xml:space="preserve">The model was evaluated via submission to the LiTS challenge, and the 3D-IRCADb01 publicly available dataset of 20 patients </w:t>
+      </w:r>
+      <w:r>
+        <w:rPr>
+          <w:i/>
+          <w:iCs/>
+          <w:u w:val="single"/>
+        </w:rPr>
+        <w:t>(10 male, 10 female)</w:t>
+      </w:r>
+      <w:r>
+        <w:rPr>
+          <w:i/>
+          <w:iCs/>
+        </w:rPr>
+        <w:t xml:space="preserve"> with liver disease</w:t>
+      </w:r>
+      <w:r>
+        <w:rPr>
+          <w:i/>
+          <w:iCs/>
+        </w:rPr>
+        <w:fldChar w:fldCharType="begin" w:fldLock="1"/>
+      </w:r>
+      <w:r>
+        <w:rPr>
+          <w:i/>
+          <w:iCs/>
+        </w:rPr>
+        <w:instrText>ADDIN CSL_CITATION {"citationItems":[{"id":"ITEM-1","itemData":{"URL":"https://www.ircad.fr/research/3d-ircadb-01/","accessed":{"date-parts":[["2020","9","29"]]},"id":"ITEM-1","issued":{"date-parts":[["0"]]},"title":"3D-IRCADb 01 | IRCAD France","type":"webpage"},"uris":["http://www.mendeley.com/documents/?uuid=5017399d-7e9d-30ef-af49-24fa3d1cb2ca"]}],"mendeley":{"formattedCitation":"&lt;sup&gt;12&lt;/sup&gt;","plainTextFormattedCitation":"12","previouslyFormattedCitation":"&lt;sup&gt;11&lt;/sup&gt;"},"properties":{"noteIndex":0},"schema":"https://github.com/citation-style-language/schema/raw/master/csl-citation.json"}</w:instrText>
+      </w:r>
+      <w:r>
+        <w:rPr>
+          <w:i/>
+          <w:iCs/>
+        </w:rPr>
+        <w:fldChar w:fldCharType="separate"/>
+      </w:r>
+      <w:r>
+        <w:rPr>
+          <w:i/>
+          <w:iCs/>
+          <w:noProof/>
+          <w:vertAlign w:val="superscript"/>
+        </w:rPr>
+        <w:t>12</w:t>
+      </w:r>
+      <w:r>
+        <w:rPr>
+          <w:i/>
+          <w:iCs/>
+        </w:rPr>
+        <w:fldChar w:fldCharType="end"/>
+      </w:r>
+      <w:r>
+        <w:rPr>
+          <w:i/>
+          <w:iCs/>
+        </w:rPr>
+        <w:t>. Table 1 shows the image acquisition parameters for the training, validation, and test sets.</w:t>
+      </w:r>
+    </w:p>
+    <w:p>
+      <w:pPr>
+        <w:spacing w:after="0" w:line="240" w:lineRule="auto"/>
+        <w:rPr>
+          <w:rFonts w:eastAsia="Times New Roman" w:cstheme="minorHAnsi"/>
+        </w:rPr>
+      </w:pPr>
+      <w:r>
+        <w:rPr>
+          <w:rFonts w:eastAsia="Times New Roman" w:cstheme="minorHAnsi"/>
+        </w:rPr>
+        <w:t>The qualitative dataset is further elaborated on in the Qualitative Evaluation section</w:t>
+      </w:r>
+      <w:r>
+        <w:rPr>
+          <w:rFonts w:eastAsia="Times New Roman" w:cstheme="minorHAnsi"/>
+        </w:rPr>
+        <w:t>.</w:t>
+      </w:r>
+    </w:p>
+    <w:p>
+      <w:pPr>
+        <w:spacing w:after="0" w:line="240" w:lineRule="auto"/>
+        <w:ind w:left="720"/>
+        <w:rPr>
+          <w:rFonts w:eastAsia="Times New Roman" w:cstheme="minorHAnsi"/>
+          <w:i/>
+          <w:iCs/>
+        </w:rPr>
+      </w:pPr>
+      <w:r>
+        <w:rPr>
+          <w:i/>
+          <w:iCs/>
+        </w:rPr>
+        <w:t xml:space="preserve">Eighteen patients, who had previously undergone targeted thermal ablation therapy </w:t>
+      </w:r>
+      <w:r>
+        <w:rPr>
+          <w:i/>
+          <w:iCs/>
+          <w:u w:val="single"/>
+        </w:rPr>
+        <w:t>for colorectal liver metastasis</w:t>
+      </w:r>
+      <w:r>
+        <w:rPr>
+          <w:i/>
+          <w:iCs/>
+        </w:rPr>
+        <w:t xml:space="preserve"> </w:t>
+      </w:r>
+      <w:r>
+        <w:rPr>
+          <w:i/>
+          <w:iCs/>
+        </w:rPr>
+        <w:t>at our institution, were</w:t>
+      </w:r>
+      <w:r>
+        <w:rPr>
+          <w:i/>
+          <w:iCs/>
+        </w:rPr>
+        <w:t xml:space="preserve"> </w:t>
+      </w:r>
+      <w:r>
+        <w:rPr>
+          <w:i/>
+          <w:iCs/>
+        </w:rPr>
+        <w:t>retrospectively identified under an Institutional Review Board-approved study (IRB: 2019-0213); these patients had 24 CRLM sites and 19 ablation sites.</w:t>
+      </w:r>
+    </w:p>
+    <w:p>
+      <w:pPr>
+        <w:spacing w:after="0" w:line="240" w:lineRule="auto"/>
+        <w:rPr>
+          <w:rFonts w:eastAsia="Times New Roman" w:cstheme="minorHAnsi"/>
+          <w:b/>
+          <w:bCs/>
+        </w:rPr>
+      </w:pPr>
+      <w:r>
+        <w:rPr>
+          <w:rFonts w:eastAsia="Times New Roman" w:cstheme="minorHAnsi"/>
+          <w:b/>
+          <w:bCs/>
+        </w:rPr>
         <w:t>4. Methods, Image intensity manipulation:</w:t>
       </w:r>
       <w:r>
@@ -479,8 +970,6 @@
         <w:spacing w:after="0" w:line="240" w:lineRule="auto"/>
         <w:rPr>
           <w:rFonts w:eastAsia="Times New Roman" w:cstheme="minorHAnsi"/>
-          <w:b/>
-          <w:bCs/>
         </w:rPr>
       </w:pPr>
       <w:r>
@@ -489,6 +978,48 @@
         </w:rPr>
         <w:t>Thank you, we have specified that this is Hounsfield units</w:t>
       </w:r>
+    </w:p>
+    <w:p>
+      <w:pPr>
+        <w:spacing w:after="0" w:line="240" w:lineRule="auto"/>
+        <w:ind w:left="720"/>
+        <w:rPr>
+          <w:i/>
+          <w:iCs/>
+        </w:rPr>
+      </w:pPr>
+      <w:r>
+        <w:rPr>
+          <w:i/>
+          <w:iCs/>
+        </w:rPr>
+        <w:t xml:space="preserve">A patient-specific mean and standard </w:t>
+      </w:r>
+      <w:r>
+        <w:rPr>
+          <w:i/>
+          <w:iCs/>
+          <w:u w:val="single"/>
+        </w:rPr>
+        <w:t>deviation Hounsfield unit was calculated</w:t>
+      </w:r>
+      <w:r>
+        <w:rPr>
+          <w:i/>
+          <w:iCs/>
+        </w:rPr>
+        <w:t xml:space="preserve"> for normalization on the basis of the Full-Width-Half-Max of the values within the liver</w:t>
+      </w:r>
+    </w:p>
+    <w:p>
+      <w:pPr>
+        <w:spacing w:after="0" w:line="240" w:lineRule="auto"/>
+        <w:rPr>
+          <w:rFonts w:eastAsia="Times New Roman" w:cstheme="minorHAnsi"/>
+          <w:b/>
+          <w:bCs/>
+        </w:rPr>
+      </w:pPr>
       <w:r>
         <w:rPr>
           <w:rFonts w:eastAsia="Times New Roman" w:cstheme="minorHAnsi"/>
@@ -516,27 +1047,13 @@
         <w:rPr>
           <w:rFonts w:eastAsia="Times New Roman" w:cstheme="minorHAnsi"/>
         </w:rPr>
-        <w:t xml:space="preserve">. There are already several commercially available software packages for segmenting normal </w:t>
-      </w:r>
-      <w:commentRangeStart w:id="2"/>
-      <w:r>
-        <w:rPr>
-          <w:rFonts w:eastAsia="Times New Roman" w:cstheme="minorHAnsi"/>
-        </w:rPr>
-        <w:t>liver</w:t>
-      </w:r>
-      <w:commentRangeEnd w:id="2"/>
-      <w:r>
-        <w:rPr>
-          <w:rStyle w:val="CommentReference"/>
-        </w:rPr>
-        <w:commentReference w:id="2"/>
-      </w:r>
-      <w:r>
-        <w:rPr>
-          <w:rFonts w:eastAsia="Times New Roman" w:cstheme="minorHAnsi"/>
-        </w:rPr>
-        <w:t xml:space="preserve">. </w:t>
+        <w:t>. There are already several commercially available software packages for segmenting normal</w:t>
+      </w:r>
+      <w:r>
+        <w:rPr>
+          <w:rFonts w:eastAsia="Times New Roman" w:cstheme="minorHAnsi"/>
+        </w:rPr>
+        <w:t xml:space="preserve"> liver.</w:t>
       </w:r>
       <w:r>
         <w:rPr>
@@ -545,6 +1062,14 @@
           <w:bCs/>
         </w:rPr>
         <w:br/>
+      </w:r>
+      <w:r>
+        <w:rPr>
+          <w:rFonts w:eastAsia="Times New Roman" w:cstheme="minorHAnsi"/>
+          <w:b/>
+          <w:bCs/>
+        </w:rPr>
+        <w:lastRenderedPageBreak/>
         <w:t>5. Training Image “Slabs”:</w:t>
       </w:r>
       <w:r>
@@ -587,25 +1112,7 @@
           <w:i/>
           <w:iCs/>
         </w:rPr>
-        <w:t xml:space="preserve">To ensure reproducibility by other institutions, we used data provided by the publicly available </w:t>
-      </w:r>
-      <w:proofErr w:type="spellStart"/>
-      <w:r>
-        <w:rPr>
-          <w:rFonts w:eastAsia="Times New Roman" w:cstheme="minorHAnsi"/>
-          <w:i/>
-          <w:iCs/>
-        </w:rPr>
-        <w:t>LiTS</w:t>
-      </w:r>
-      <w:proofErr w:type="spellEnd"/>
-      <w:r>
-        <w:rPr>
-          <w:rFonts w:eastAsia="Times New Roman" w:cstheme="minorHAnsi"/>
-          <w:i/>
-          <w:iCs/>
-        </w:rPr>
-        <w:t xml:space="preserve"> challenge</w:t>
+        <w:t>To ensure reproducibility by other institutions, we used data provided by the publicly available LiTS challenge</w:t>
       </w:r>
       <w:r>
         <w:rPr>
@@ -654,25 +1161,32 @@
           <w:i/>
           <w:iCs/>
         </w:rPr>
-        <w:t xml:space="preserve">. </w:t>
-      </w:r>
-      <w:proofErr w:type="spellStart"/>
-      <w:r>
-        <w:rPr>
-          <w:rFonts w:eastAsia="Times New Roman" w:cstheme="minorHAnsi"/>
-          <w:i/>
-          <w:iCs/>
-        </w:rPr>
-        <w:t>LiTS</w:t>
-      </w:r>
-      <w:proofErr w:type="spellEnd"/>
-      <w:r>
-        <w:rPr>
-          <w:rFonts w:eastAsia="Times New Roman" w:cstheme="minorHAnsi"/>
-          <w:i/>
-          <w:iCs/>
-        </w:rPr>
-        <w:t xml:space="preserve"> consists of CECT scans from 131 patients with primary and secondary liver disease. Ground truth segmentations of the liver and disease were provided, </w:t>
+        <w:t>. LiTS consists of CECT scans from 131 patients with primary and secondary liver disease. Ground truth segmentations of the liver and disease were provided</w:t>
+      </w:r>
+      <w:r>
+        <w:rPr>
+          <w:rFonts w:eastAsia="Times New Roman" w:cstheme="minorHAnsi"/>
+          <w:i/>
+          <w:iCs/>
+        </w:rPr>
+        <w:t xml:space="preserve"> </w:t>
+      </w:r>
+      <w:r>
+        <w:rPr>
+          <w:rFonts w:eastAsia="Times New Roman" w:cstheme="minorHAnsi"/>
+          <w:i/>
+          <w:iCs/>
+          <w:u w:val="single"/>
+        </w:rPr>
+        <w:t>in the data</w:t>
+      </w:r>
+      <w:r>
+        <w:rPr>
+          <w:rFonts w:eastAsia="Times New Roman" w:cstheme="minorHAnsi"/>
+          <w:i/>
+          <w:iCs/>
+        </w:rPr>
+        <w:t xml:space="preserve">, </w:t>
       </w:r>
       <w:r>
         <w:rPr>
@@ -770,35 +1284,43 @@
           <w:b/>
           <w:bCs/>
         </w:rPr>
-        <w:lastRenderedPageBreak/>
         <w:t>c. Slabs are provided without context. What was the median size of the datasets after resampling?</w:t>
       </w:r>
-      <w:r>
-        <w:rPr>
-          <w:rFonts w:eastAsia="Times New Roman" w:cstheme="minorHAnsi"/>
-          <w:b/>
-          <w:bCs/>
-        </w:rPr>
-        <w:br/>
-        <w:t xml:space="preserve">d. Figure 1 does not have any captions or the corresponding </w:t>
-      </w:r>
-      <w:proofErr w:type="spellStart"/>
-      <w:r>
-        <w:rPr>
-          <w:rFonts w:eastAsia="Times New Roman" w:cstheme="minorHAnsi"/>
-          <w:b/>
-          <w:bCs/>
-        </w:rPr>
-        <w:t>groundtruth</w:t>
-      </w:r>
-      <w:proofErr w:type="spellEnd"/>
-      <w:r>
-        <w:rPr>
-          <w:rFonts w:eastAsia="Times New Roman" w:cstheme="minorHAnsi"/>
-          <w:b/>
-          <w:bCs/>
-        </w:rPr>
-        <w:t>/mask files.</w:t>
+    </w:p>
+    <w:p>
+      <w:pPr>
+        <w:keepNext/>
+        <w:keepLines/>
+        <w:spacing w:after="0" w:line="240" w:lineRule="auto"/>
+        <w:rPr>
+          <w:rFonts w:eastAsia="Times New Roman" w:cstheme="minorHAnsi"/>
+        </w:rPr>
+      </w:pPr>
+      <w:r>
+        <w:rPr>
+          <w:rFonts w:eastAsia="Times New Roman" w:cstheme="minorHAnsi"/>
+        </w:rPr>
+        <w:t>The evaluation (testing/validation) sets are evaluated against their original image resolution, the training dataset median size would be 1mm slice thickness, and 0.75mm in the axial plane.</w:t>
+      </w:r>
+    </w:p>
+    <w:p>
+      <w:pPr>
+        <w:keepNext/>
+        <w:keepLines/>
+        <w:spacing w:after="0" w:line="240" w:lineRule="auto"/>
+        <w:rPr>
+          <w:rFonts w:eastAsia="Times New Roman" w:cstheme="minorHAnsi"/>
+          <w:b/>
+          <w:bCs/>
+        </w:rPr>
+      </w:pPr>
+      <w:r>
+        <w:rPr>
+          <w:rFonts w:eastAsia="Times New Roman" w:cstheme="minorHAnsi"/>
+          <w:b/>
+          <w:bCs/>
+        </w:rPr>
+        <w:t>d. Figure 1 does not have any captions or the corresponding groundtruth/mask files.</w:t>
       </w:r>
     </w:p>
     <w:p>
@@ -912,43 +1434,7 @@
           <w:i/>
           <w:iCs/>
         </w:rPr>
-        <w:t>Figure 1: Liver distributed into individual cubes of 32x120x120 (</w:t>
-      </w:r>
-      <w:proofErr w:type="spellStart"/>
-      <w:r>
-        <w:rPr>
-          <w:rFonts w:eastAsia="Times New Roman" w:cstheme="minorHAnsi"/>
-          <w:i/>
-          <w:iCs/>
-        </w:rPr>
-        <w:t>LiTs</w:t>
-      </w:r>
-      <w:proofErr w:type="spellEnd"/>
-      <w:r>
-        <w:rPr>
-          <w:rFonts w:eastAsia="Times New Roman" w:cstheme="minorHAnsi"/>
-          <w:i/>
-          <w:iCs/>
-        </w:rPr>
-        <w:t xml:space="preserve"> volume 108). Ground truth of disease was provided by </w:t>
-      </w:r>
-      <w:proofErr w:type="spellStart"/>
-      <w:r>
-        <w:rPr>
-          <w:rFonts w:eastAsia="Times New Roman" w:cstheme="minorHAnsi"/>
-          <w:i/>
-          <w:iCs/>
-        </w:rPr>
-        <w:t>LiTs</w:t>
-      </w:r>
-      <w:proofErr w:type="spellEnd"/>
-      <w:r>
-        <w:rPr>
-          <w:rFonts w:eastAsia="Times New Roman" w:cstheme="minorHAnsi"/>
-          <w:i/>
-          <w:iCs/>
-        </w:rPr>
-        <w:t xml:space="preserve"> challenge. The validation and test set were not broken into cubes; our architectures accepted variable input sizes, with the entire liver being passed at once for evaluation and testing.</w:t>
+        <w:t>Figure 1: Liver distributed into individual cubes of 32x120x120 (LiTs volume 108). Ground truth of disease was provided by LiTs challenge. The validation and test set were not broken into cubes; our architectures accepted variable input sizes, with the entire liver being passed at once for evaluation and testing.</w:t>
       </w:r>
     </w:p>
     <w:p>
@@ -1014,7 +1500,16 @@
           <w:iCs/>
           <w:u w:val="single"/>
         </w:rPr>
-        <w:t>This size was selected arbitrarily as a balance of encompassing a large section of liver while reducing memory requirements.</w:t>
+        <w:t xml:space="preserve">This size was selected arbitrarily as a balance of encompassing a large section of liver while reducing memory </w:t>
+      </w:r>
+      <w:r>
+        <w:rPr>
+          <w:i/>
+          <w:iCs/>
+          <w:u w:val="single"/>
+        </w:rPr>
+        <w:lastRenderedPageBreak/>
+        <w:t>requirements.</w:t>
       </w:r>
       <w:r>
         <w:rPr>
@@ -1054,7 +1549,13 @@
         <w:rPr>
           <w:rFonts w:eastAsia="Times New Roman" w:cstheme="minorHAnsi"/>
         </w:rPr>
-        <w:t xml:space="preserve">We apologize that this was not more clear. All of the slabs for a patient </w:t>
+        <w:t>Thank you for the comment</w:t>
+      </w:r>
+      <w:r>
+        <w:rPr>
+          <w:rFonts w:eastAsia="Times New Roman" w:cstheme="minorHAnsi"/>
+        </w:rPr>
+        <w:t xml:space="preserve">. All of the slabs for a patient </w:t>
       </w:r>
       <w:r>
         <w:rPr>
@@ -1062,6 +1563,12 @@
         </w:rPr>
         <w:t>are available during the training process. Some patients will have more slabs than others, based on the amount of disease present.</w:t>
       </w:r>
+      <w:r>
+        <w:rPr>
+          <w:rFonts w:eastAsia="Times New Roman" w:cstheme="minorHAnsi"/>
+        </w:rPr>
+        <w:t xml:space="preserve"> For training purposes, all of the slabs are shuffled during the training process.</w:t>
+      </w:r>
     </w:p>
     <w:p>
       <w:pPr>
@@ -1100,32 +1607,46 @@
         <w:rPr>
           <w:rFonts w:eastAsia="Times New Roman" w:cstheme="minorHAnsi"/>
         </w:rPr>
-        <w:t>We apologize for the insufficiency of necessary details. We believe that some of your questions referenced above are answered further in the document, and feel confident that we can provide more information regarding training as needed.</w:t>
-      </w:r>
-    </w:p>
-    <w:p>
-      <w:pPr>
-        <w:spacing w:after="0" w:line="240" w:lineRule="auto"/>
-        <w:rPr>
-          <w:rFonts w:eastAsia="Times New Roman" w:cstheme="minorHAnsi"/>
-        </w:rPr>
-      </w:pPr>
-    </w:p>
-    <w:p>
-      <w:pPr>
-        <w:spacing w:after="0" w:line="240" w:lineRule="auto"/>
-        <w:rPr>
-          <w:rFonts w:eastAsia="Times New Roman" w:cstheme="minorHAnsi"/>
-          <w:b/>
-          <w:bCs/>
-        </w:rPr>
-      </w:pPr>
-      <w:r>
-        <w:rPr>
-          <w:rFonts w:eastAsia="Times New Roman" w:cstheme="minorHAnsi"/>
-          <w:b/>
-          <w:bCs/>
-        </w:rPr>
+        <w:t xml:space="preserve">We apologize for the insufficiency of necessary details. We believe that some of your questions referenced above are answered further in the document, and feel confident that we can provide more information regarding training as </w:t>
+      </w:r>
+      <w:r>
+        <w:rPr>
+          <w:rFonts w:eastAsia="Times New Roman" w:cstheme="minorHAnsi"/>
+        </w:rPr>
+        <w:t>requested</w:t>
+      </w:r>
+      <w:r>
+        <w:rPr>
+          <w:rFonts w:eastAsia="Times New Roman" w:cstheme="minorHAnsi"/>
+        </w:rPr>
+        <w:t>.</w:t>
+      </w:r>
+    </w:p>
+    <w:p>
+      <w:pPr>
+        <w:spacing w:after="0" w:line="240" w:lineRule="auto"/>
+        <w:rPr>
+          <w:rFonts w:eastAsia="Times New Roman" w:cstheme="minorHAnsi"/>
+        </w:rPr>
+      </w:pPr>
+    </w:p>
+    <w:p>
+      <w:pPr>
+        <w:pageBreakBefore/>
+        <w:spacing w:after="0" w:line="240" w:lineRule="auto"/>
+        <w:rPr>
+          <w:rFonts w:eastAsia="Times New Roman" w:cstheme="minorHAnsi"/>
+          <w:b/>
+          <w:bCs/>
+        </w:rPr>
+      </w:pPr>
+      <w:r>
+        <w:rPr>
+          <w:rFonts w:eastAsia="Times New Roman" w:cstheme="minorHAnsi"/>
+          <w:b/>
+          <w:bCs/>
+        </w:rPr>
+        <w:lastRenderedPageBreak/>
         <w:t>Reviewer 4</w:t>
       </w:r>
     </w:p>
@@ -1158,7 +1679,6 @@
         <w:rPr>
           <w:rFonts w:eastAsia="Times New Roman" w:cstheme="minorHAnsi"/>
         </w:rPr>
-        <w:lastRenderedPageBreak/>
         <w:t xml:space="preserve">Thank you for the response. </w:t>
       </w:r>
       <w:r>
@@ -1233,25 +1753,7 @@
           <w:i/>
           <w:iCs/>
         </w:rPr>
-        <w:t xml:space="preserve"> was used (GitHub link: anonymized for review), with linear increase and decrease between min and max. Optimal learning rates vary based on each architecture parameter, with the minimum and maximum learning rates identified using an in-house function (</w:t>
-      </w:r>
-      <w:proofErr w:type="spellStart"/>
-      <w:r>
-        <w:rPr>
-          <w:rFonts w:eastAsia="Times New Roman" w:cstheme="minorHAnsi"/>
-          <w:i/>
-          <w:iCs/>
-        </w:rPr>
-        <w:t>Github</w:t>
-      </w:r>
-      <w:proofErr w:type="spellEnd"/>
-      <w:r>
-        <w:rPr>
-          <w:rFonts w:eastAsia="Times New Roman" w:cstheme="minorHAnsi"/>
-          <w:i/>
-          <w:iCs/>
-        </w:rPr>
-        <w:t xml:space="preserve"> link: anonymized for review), Supplementary Figure 1. </w:t>
+        <w:t xml:space="preserve"> was used (GitHub link: anonymized for review), with linear increase and decrease between min and max. Optimal learning rates vary based on each architecture parameter, with the minimum and maximum learning rates identified using an in-house function (Github link: anonymized for review), Supplementary Figure 1. </w:t>
       </w:r>
       <w:r>
         <w:rPr>
@@ -1314,16 +1816,14 @@
         <w:br/>
         <w:t xml:space="preserve">Qualitative assessment is a strong point in the paper, however, results in Table 5 need statistical evaluation to check whether there is a </w:t>
       </w:r>
-      <w:proofErr w:type="spellStart"/>
-      <w:r>
-        <w:rPr>
-          <w:rFonts w:eastAsia="Times New Roman" w:cstheme="minorHAnsi"/>
-          <w:b/>
-          <w:bCs/>
-        </w:rPr>
-        <w:t>signifcant</w:t>
-      </w:r>
-      <w:proofErr w:type="spellEnd"/>
+      <w:r>
+        <w:rPr>
+          <w:rFonts w:eastAsia="Times New Roman" w:cstheme="minorHAnsi"/>
+          <w:b/>
+          <w:bCs/>
+        </w:rPr>
+        <w:t>significant</w:t>
+      </w:r>
       <w:r>
         <w:rPr>
           <w:rFonts w:eastAsia="Times New Roman" w:cstheme="minorHAnsi"/>
@@ -1346,21 +1846,7 @@
         <w:rPr>
           <w:rFonts w:eastAsia="Times New Roman" w:cstheme="minorHAnsi"/>
         </w:rPr>
-        <w:t xml:space="preserve">Need to do </w:t>
-      </w:r>
-      <w:commentRangeStart w:id="3"/>
-      <w:r>
-        <w:rPr>
-          <w:rFonts w:eastAsia="Times New Roman" w:cstheme="minorHAnsi"/>
-        </w:rPr>
-        <w:t>this</w:t>
-      </w:r>
-      <w:commentRangeEnd w:id="3"/>
-      <w:r>
-        <w:rPr>
-          <w:rStyle w:val="CommentReference"/>
-        </w:rPr>
-        <w:commentReference w:id="3"/>
+        <w:t>Thank you for the comment, we have included the p-value comparison for statistically significance.</w:t>
       </w:r>
       <w:r>
         <w:rPr>
@@ -1377,30 +1863,168 @@
         <w:spacing w:after="0" w:line="240" w:lineRule="auto"/>
         <w:rPr>
           <w:rFonts w:eastAsia="Times New Roman" w:cstheme="minorHAnsi"/>
-          <w:b/>
-          <w:bCs/>
-        </w:rPr>
-      </w:pPr>
-      <w:r>
-        <w:rPr>
-          <w:rFonts w:eastAsia="Times New Roman" w:cstheme="minorHAnsi"/>
-        </w:rPr>
-        <w:t xml:space="preserve">Need to do </w:t>
-      </w:r>
-      <w:commentRangeStart w:id="4"/>
-      <w:r>
-        <w:rPr>
-          <w:rFonts w:eastAsia="Times New Roman" w:cstheme="minorHAnsi"/>
-        </w:rPr>
-        <w:t>this</w:t>
-      </w:r>
-      <w:commentRangeEnd w:id="4"/>
-      <w:r>
-        <w:rPr>
-          <w:rStyle w:val="CommentReference"/>
-        </w:rPr>
-        <w:commentReference w:id="4"/>
-      </w:r>
+        </w:rPr>
+      </w:pPr>
+      <w:r>
+        <w:rPr>
+          <w:rFonts w:eastAsia="Times New Roman" w:cstheme="minorHAnsi"/>
+        </w:rPr>
+        <w:t>Thank you for the comment, we considered and struggled with this while creating the manuscript. We believe it is easier to conceptualize the disease site as a single entity, rather than a collection of voxels given the value of ‘1’. To create a definition of ‘true negative’, we would have every voxel in the liver not defined as disease (this ends up being ~98% of the liver in some cases).</w:t>
+      </w:r>
+      <w:r>
+        <w:rPr>
+          <w:rFonts w:eastAsia="Times New Roman" w:cstheme="minorHAnsi"/>
+        </w:rPr>
+        <w:t xml:space="preserve"> This was the reason why we created the metrics described in Figure 5.</w:t>
+      </w:r>
+    </w:p>
+    <w:p>
+      <w:pPr>
+        <w:spacing w:after="0" w:line="240" w:lineRule="auto"/>
+        <w:rPr>
+          <w:rFonts w:eastAsia="Times New Roman" w:cstheme="minorHAnsi"/>
+        </w:rPr>
+      </w:pPr>
+    </w:p>
+    <w:p>
+      <w:pPr>
+        <w:keepNext/>
+        <w:spacing w:after="0" w:line="240" w:lineRule="auto"/>
+        <w:contextualSpacing/>
+        <w:rPr>
+          <w:rFonts w:ascii="Arial" w:hAnsi="Arial" w:cs="Arial"/>
+          <w:sz w:val="16"/>
+          <w:szCs w:val="16"/>
+        </w:rPr>
+      </w:pPr>
+      <w:r>
+        <w:rPr>
+          <w:rFonts w:ascii="Arial" w:hAnsi="Arial" w:cs="Arial"/>
+          <w:noProof/>
+          <w:sz w:val="16"/>
+          <w:szCs w:val="16"/>
+        </w:rPr>
+        <w:drawing>
+          <wp:inline distT="0" distB="0" distL="0" distR="0" wp14:anchorId="2EDB3F06" wp14:editId="4897CC25">
+            <wp:extent cx="3921261" cy="1854571"/>
+            <wp:effectExtent l="0" t="0" r="3175" b="0"/>
+            <wp:docPr id="2" name="Picture 2" descr="A picture containing text&#10;&#10;Description automatically generated"/>
+            <wp:cNvGraphicFramePr>
+              <a:graphicFrameLocks xmlns:a="http://schemas.openxmlformats.org/drawingml/2006/main" noChangeAspect="1"/>
+            </wp:cNvGraphicFramePr>
+            <a:graphic xmlns:a="http://schemas.openxmlformats.org/drawingml/2006/main">
+              <a:graphicData uri="http://schemas.openxmlformats.org/drawingml/2006/picture">
+                <pic:pic xmlns:pic="http://schemas.openxmlformats.org/drawingml/2006/picture">
+                  <pic:nvPicPr>
+                    <pic:cNvPr id="2" name="Picture 2" descr="A picture containing text&#10;&#10;Description automatically generated"/>
+                    <pic:cNvPicPr>
+                      <a:picLocks noChangeAspect="1" noChangeArrowheads="1"/>
+                    </pic:cNvPicPr>
+                  </pic:nvPicPr>
+                  <pic:blipFill>
+                    <a:blip r:embed="rId9">
+                      <a:extLst>
+                        <a:ext uri="{28A0092B-C50C-407E-A947-70E740481C1C}">
+                          <a14:useLocalDpi xmlns:a14="http://schemas.microsoft.com/office/drawing/2010/main" val="0"/>
+                        </a:ext>
+                      </a:extLst>
+                    </a:blip>
+                    <a:srcRect/>
+                    <a:stretch>
+                      <a:fillRect/>
+                    </a:stretch>
+                  </pic:blipFill>
+                  <pic:spPr bwMode="auto">
+                    <a:xfrm>
+                      <a:off x="0" y="0"/>
+                      <a:ext cx="3924537" cy="1856120"/>
+                    </a:xfrm>
+                    <a:prstGeom prst="rect">
+                      <a:avLst/>
+                    </a:prstGeom>
+                    <a:noFill/>
+                    <a:ln>
+                      <a:noFill/>
+                    </a:ln>
+                  </pic:spPr>
+                </pic:pic>
+              </a:graphicData>
+            </a:graphic>
+          </wp:inline>
+        </w:drawing>
+      </w:r>
+    </w:p>
+    <w:p>
+      <w:pPr>
+        <w:spacing w:after="0" w:line="240" w:lineRule="auto"/>
+        <w:contextualSpacing/>
+        <w:rPr>
+          <w:rFonts w:ascii="Arial" w:hAnsi="Arial" w:cs="Arial"/>
+          <w:sz w:val="16"/>
+          <w:szCs w:val="16"/>
+        </w:rPr>
+      </w:pPr>
+      <w:r>
+        <w:rPr>
+          <w:rFonts w:ascii="Arial" w:hAnsi="Arial" w:cs="Arial"/>
+          <w:b/>
+          <w:sz w:val="16"/>
+          <w:szCs w:val="16"/>
+        </w:rPr>
+        <w:t>Figure</w:t>
+      </w:r>
+      <w:r>
+        <w:rPr>
+          <w:rFonts w:ascii="Arial" w:hAnsi="Arial" w:cs="Arial"/>
+          <w:b/>
+          <w:sz w:val="16"/>
+          <w:szCs w:val="16"/>
+        </w:rPr>
+        <w:t xml:space="preserve"> 5</w:t>
+      </w:r>
+      <w:r>
+        <w:rPr>
+          <w:rFonts w:ascii="Arial" w:hAnsi="Arial" w:cs="Arial"/>
+          <w:b/>
+          <w:sz w:val="16"/>
+          <w:szCs w:val="16"/>
+        </w:rPr>
+        <w:t>:</w:t>
+      </w:r>
+      <w:r>
+        <w:rPr>
+          <w:rFonts w:ascii="Arial" w:hAnsi="Arial" w:cs="Arial"/>
+          <w:sz w:val="16"/>
+          <w:szCs w:val="16"/>
+        </w:rPr>
+        <w:t xml:space="preserve"> (Left) Overlay between predicted (white) and ground truth (red) disease segmentations. (Right) Subtraction of the predicted and ground truth disease segmentation</w:t>
+      </w:r>
+      <w:r>
+        <w:rPr>
+          <w:rFonts w:ascii="Arial" w:hAnsi="Arial" w:cs="Arial"/>
+          <w:sz w:val="16"/>
+          <w:szCs w:val="16"/>
+        </w:rPr>
+        <w:t xml:space="preserve"> and</w:t>
+      </w:r>
+      <w:r>
+        <w:rPr>
+          <w:rFonts w:ascii="Arial" w:hAnsi="Arial" w:cs="Arial"/>
+          <w:sz w:val="16"/>
+          <w:szCs w:val="16"/>
+        </w:rPr>
+        <w:t xml:space="preserve"> over-segmentation of the disease volume (blue) and unconnected erroneous false-positive region (green). The sum of blue and green is a false-positive volume.</w:t>
+      </w:r>
+    </w:p>
+    <w:p>
+      <w:pPr>
+        <w:spacing w:after="0" w:line="240" w:lineRule="auto"/>
+        <w:rPr>
+          <w:rFonts w:eastAsia="Times New Roman" w:cstheme="minorHAnsi"/>
+          <w:b/>
+          <w:bCs/>
+        </w:rPr>
+      </w:pPr>
       <w:r>
         <w:rPr>
           <w:rFonts w:eastAsia="Times New Roman" w:cstheme="minorHAnsi"/>
@@ -1443,6 +2067,58 @@
         <w:br/>
         <w:t>"The mean sensitivity was only 7% in disease sites &lt;10 mm in diameter" while other studies had given higher sensitivity. Please add a detailed interpretation and suggest how to improve the suggested methodology to get higher values of sensitivity.</w:t>
       </w:r>
+    </w:p>
+    <w:p>
+      <w:pPr>
+        <w:spacing w:after="0" w:line="240" w:lineRule="auto"/>
+        <w:rPr>
+          <w:rFonts w:eastAsia="Times New Roman" w:cstheme="minorHAnsi"/>
+        </w:rPr>
+      </w:pPr>
+      <w:r>
+        <w:rPr>
+          <w:rFonts w:eastAsia="Times New Roman" w:cstheme="minorHAnsi"/>
+        </w:rPr>
+        <w:t>Thank you for the comment. We’ve elaborated that an individual user could lower the threshold for model to suspect disease. This would naturally lead to an increase in false positives.</w:t>
+      </w:r>
+    </w:p>
+    <w:p>
+      <w:pPr>
+        <w:spacing w:after="0" w:line="240" w:lineRule="auto"/>
+        <w:ind w:left="720"/>
+        <w:rPr>
+          <w:i/>
+          <w:iCs/>
+          <w:u w:val="single"/>
+        </w:rPr>
+      </w:pPr>
+      <w:r>
+        <w:rPr>
+          <w:i/>
+          <w:iCs/>
+        </w:rPr>
+        <w:lastRenderedPageBreak/>
+        <w:t xml:space="preserve">The mean sensitivity was only 7% in disease sites &lt;10 mm in diameter compared with 98% in sites &gt;15 mm. We believe that the low sensitivity in small sites may be partly due to the test data used, where several 10-15-mm disease sites were present on a single scan slice. </w:t>
+      </w:r>
+      <w:r>
+        <w:rPr>
+          <w:i/>
+          <w:iCs/>
+          <w:u w:val="single"/>
+        </w:rPr>
+        <w:t>We furthermore believe this model should not be used as a strictly diagnostic device. If the diagnosis of smaller disease sites is wanted, the ‘seed’ and ‘threshold’ values, discussed in Model Evaluation, can be reduced. Overall, this would increase sensitivity, while also increasing false positives.</w:t>
+      </w:r>
+    </w:p>
+    <w:p>
+      <w:pPr>
+        <w:spacing w:after="0" w:line="240" w:lineRule="auto"/>
+        <w:rPr>
+          <w:rFonts w:eastAsia="Times New Roman" w:cstheme="minorHAnsi"/>
+          <w:b/>
+          <w:bCs/>
+          <w:u w:val="single"/>
+        </w:rPr>
+      </w:pPr>
     </w:p>
     <w:sectPr>
       <w:pgSz w:w="12240" w:h="15840"/>
@@ -1452,110 +2128,6 @@
     </w:sectPr>
   </w:body>
 </w:document>
-</file>
-
-<file path=word/comments.xml><?xml version="1.0" encoding="utf-8"?>
-<w:comments xmlns:wpc="http://schemas.microsoft.com/office/word/2010/wordprocessingCanvas" xmlns:cx="http://schemas.microsoft.com/office/drawing/2014/chartex" xmlns:cx1="http://schemas.microsoft.com/office/drawing/2015/9/8/chartex" xmlns:cx2="http://schemas.microsoft.com/office/drawing/2015/10/21/chartex" xmlns:cx3="http://schemas.microsoft.com/office/drawing/2016/5/9/chartex" xmlns:cx4="http://schemas.microsoft.com/office/drawing/2016/5/10/chartex" xmlns:cx5="http://schemas.microsoft.com/office/drawing/2016/5/11/chartex" xmlns:cx6="http://schemas.microsoft.com/office/drawing/2016/5/12/chartex" xmlns:cx7="http://schemas.microsoft.com/office/drawing/2016/5/13/chartex" xmlns:cx8="http://schemas.microsoft.com/office/drawing/2016/5/14/chartex" xmlns:mc="http://schemas.openxmlformats.org/markup-compatibility/2006" xmlns:aink="http://schemas.microsoft.com/office/drawing/2016/ink" xmlns:am3d="http://schemas.microsoft.com/office/drawing/2017/model3d" xmlns:o="urn:schemas-microsoft-com:office:office" xmlns:oel="http://schemas.microsoft.com/office/2019/extlst" xmlns:r="http://schemas.openxmlformats.org/officeDocument/2006/relationships" xmlns:m="http://schemas.openxmlformats.org/officeDocument/2006/math" xmlns:v="urn:schemas-microsoft-com:vml" xmlns:wp14="http://schemas.microsoft.com/office/word/2010/wordprocessingDrawing" xmlns:wp="http://schemas.openxmlformats.org/drawingml/2006/wordprocessingDrawing" xmlns:w10="urn:schemas-microsoft-com:office:word" xmlns:w="http://schemas.openxmlformats.org/wordprocessingml/2006/main" xmlns:w14="http://schemas.microsoft.com/office/word/2010/wordml" xmlns:w15="http://schemas.microsoft.com/office/word/2012/wordml" xmlns:w16cex="http://schemas.microsoft.com/office/word/2018/wordml/cex" xmlns:w16cid="http://schemas.microsoft.com/office/word/2016/wordml/cid" xmlns:w16="http://schemas.microsoft.com/office/word/2018/wordml" xmlns:w16sdtdh="http://schemas.microsoft.com/office/word/2020/wordml/sdtdatahash" xmlns:w16se="http://schemas.microsoft.com/office/word/2015/wordml/symex" xmlns:wpg="http://schemas.microsoft.com/office/word/2010/wordprocessingGroup" xmlns:wpi="http://schemas.microsoft.com/office/word/2010/wordprocessingInk" xmlns:wne="http://schemas.microsoft.com/office/word/2006/wordml" xmlns:wps="http://schemas.microsoft.com/office/word/2010/wordprocessingShape" mc:Ignorable="w14 w15 w16se w16cid w16 w16cex w16sdtdh wp14">
-  <w:comment w:id="0" w:author="Anderson, Brian" w:date="2022-06-10T16:26:00Z" w:initials="AB">
-    <w:p>
-      <w:pPr>
-        <w:pStyle w:val="CommentText"/>
-      </w:pPr>
-      <w:r>
-        <w:rPr>
-          <w:rStyle w:val="CommentReference"/>
-        </w:rPr>
-        <w:annotationRef/>
-      </w:r>
-      <w:r>
-        <w:t>Need help here</w:t>
-      </w:r>
-    </w:p>
-  </w:comment>
-  <w:comment w:id="2" w:author="Anderson, Brian" w:date="2022-06-13T13:24:00Z" w:initials="AB">
-    <w:p>
-      <w:pPr>
-        <w:pStyle w:val="CommentText"/>
-      </w:pPr>
-      <w:r>
-        <w:rPr>
-          <w:rStyle w:val="CommentReference"/>
-        </w:rPr>
-        <w:annotationRef/>
-      </w:r>
-      <w:r>
-        <w:t>refs</w:t>
-      </w:r>
-    </w:p>
-  </w:comment>
-  <w:comment w:id="3" w:author="Anderson, Brian" w:date="2022-06-10T16:37:00Z" w:initials="AB">
-    <w:p>
-      <w:pPr>
-        <w:pStyle w:val="CommentText"/>
-      </w:pPr>
-      <w:r>
-        <w:rPr>
-          <w:rStyle w:val="CommentReference"/>
-        </w:rPr>
-        <w:annotationRef/>
-      </w:r>
-      <w:r>
-        <w:t>Need to do this</w:t>
-      </w:r>
-    </w:p>
-  </w:comment>
-  <w:comment w:id="4" w:author="Anderson, Brian" w:date="2022-06-10T16:37:00Z" w:initials="AB">
-    <w:p>
-      <w:pPr>
-        <w:pStyle w:val="CommentText"/>
-      </w:pPr>
-      <w:r>
-        <w:rPr>
-          <w:rStyle w:val="CommentReference"/>
-        </w:rPr>
-        <w:annotationRef/>
-      </w:r>
-      <w:r>
-        <w:t>Need to do this</w:t>
-      </w:r>
-    </w:p>
-  </w:comment>
-</w:comments>
-</file>
-
-<file path=word/commentsExtended.xml><?xml version="1.0" encoding="utf-8"?>
-<w15:commentsEx xmlns:wpc="http://schemas.microsoft.com/office/word/2010/wordprocessingCanvas" xmlns:cx="http://schemas.microsoft.com/office/drawing/2014/chartex" xmlns:cx1="http://schemas.microsoft.com/office/drawing/2015/9/8/chartex" xmlns:cx2="http://schemas.microsoft.com/office/drawing/2015/10/21/chartex" xmlns:cx3="http://schemas.microsoft.com/office/drawing/2016/5/9/chartex" xmlns:cx4="http://schemas.microsoft.com/office/drawing/2016/5/10/chartex" xmlns:cx5="http://schemas.microsoft.com/office/drawing/2016/5/11/chartex" xmlns:cx6="http://schemas.microsoft.com/office/drawing/2016/5/12/chartex" xmlns:cx7="http://schemas.microsoft.com/office/drawing/2016/5/13/chartex" xmlns:cx8="http://schemas.microsoft.com/office/drawing/2016/5/14/chartex" xmlns:mc="http://schemas.openxmlformats.org/markup-compatibility/2006" xmlns:aink="http://schemas.microsoft.com/office/drawing/2016/ink" xmlns:am3d="http://schemas.microsoft.com/office/drawing/2017/model3d" xmlns:o="urn:schemas-microsoft-com:office:office" xmlns:oel="http://schemas.microsoft.com/office/2019/extlst" xmlns:r="http://schemas.openxmlformats.org/officeDocument/2006/relationships" xmlns:m="http://schemas.openxmlformats.org/officeDocument/2006/math" xmlns:v="urn:schemas-microsoft-com:vml" xmlns:wp14="http://schemas.microsoft.com/office/word/2010/wordprocessingDrawing" xmlns:wp="http://schemas.openxmlformats.org/drawingml/2006/wordprocessingDrawing" xmlns:w10="urn:schemas-microsoft-com:office:word" xmlns:w="http://schemas.openxmlformats.org/wordprocessingml/2006/main" xmlns:w14="http://schemas.microsoft.com/office/word/2010/wordml" xmlns:w15="http://schemas.microsoft.com/office/word/2012/wordml" xmlns:w16cex="http://schemas.microsoft.com/office/word/2018/wordml/cex" xmlns:w16cid="http://schemas.microsoft.com/office/word/2016/wordml/cid" xmlns:w16="http://schemas.microsoft.com/office/word/2018/wordml" xmlns:w16sdtdh="http://schemas.microsoft.com/office/word/2020/wordml/sdtdatahash" xmlns:w16se="http://schemas.microsoft.com/office/word/2015/wordml/symex" xmlns:wpg="http://schemas.microsoft.com/office/word/2010/wordprocessingGroup" xmlns:wpi="http://schemas.microsoft.com/office/word/2010/wordprocessingInk" xmlns:wne="http://schemas.microsoft.com/office/word/2006/wordml" xmlns:wps="http://schemas.microsoft.com/office/word/2010/wordprocessingShape" mc:Ignorable="w14 w15 w16se w16cid w16 w16cex w16sdtdh wp14">
-  <w15:commentEx w15:paraId="0FEECFBE" w15:done="0"/>
-  <w15:commentEx w15:paraId="479692E8" w15:done="0"/>
-  <w15:commentEx w15:paraId="625B42B1" w15:done="0"/>
-  <w15:commentEx w15:paraId="625F4AEB" w15:done="0"/>
-</w15:commentsEx>
-</file>
-
-<file path=word/commentsExtensible.xml><?xml version="1.0" encoding="utf-8"?>
-<w16cex:commentsExtensible xmlns:wpc="http://schemas.microsoft.com/office/word/2010/wordprocessingCanvas" xmlns:cx="http://schemas.microsoft.com/office/drawing/2014/chartex" xmlns:cx1="http://schemas.microsoft.com/office/drawing/2015/9/8/chartex" xmlns:cx2="http://schemas.microsoft.com/office/drawing/2015/10/21/chartex" xmlns:cx3="http://schemas.microsoft.com/office/drawing/2016/5/9/chartex" xmlns:cx4="http://schemas.microsoft.com/office/drawing/2016/5/10/chartex" xmlns:cx5="http://schemas.microsoft.com/office/drawing/2016/5/11/chartex" xmlns:cx6="http://schemas.microsoft.com/office/drawing/2016/5/12/chartex" xmlns:cx7="http://schemas.microsoft.com/office/drawing/2016/5/13/chartex" xmlns:cx8="http://schemas.microsoft.com/office/drawing/2016/5/14/chartex" xmlns:mc="http://schemas.openxmlformats.org/markup-compatibility/2006" xmlns:aink="http://schemas.microsoft.com/office/drawing/2016/ink" xmlns:am3d="http://schemas.microsoft.com/office/drawing/2017/model3d" xmlns:o="urn:schemas-microsoft-com:office:office" xmlns:oel="http://schemas.microsoft.com/office/2019/extlst" xmlns:r="http://schemas.openxmlformats.org/officeDocument/2006/relationships" xmlns:m="http://schemas.openxmlformats.org/officeDocument/2006/math" xmlns:v="urn:schemas-microsoft-com:vml" xmlns:wp14="http://schemas.microsoft.com/office/word/2010/wordprocessingDrawing" xmlns:wp="http://schemas.openxmlformats.org/drawingml/2006/wordprocessingDrawing" xmlns:w10="urn:schemas-microsoft-com:office:word" xmlns:w="http://schemas.openxmlformats.org/wordprocessingml/2006/main" xmlns:w14="http://schemas.microsoft.com/office/word/2010/wordml" xmlns:w15="http://schemas.microsoft.com/office/word/2012/wordml" xmlns:w16cex="http://schemas.microsoft.com/office/word/2018/wordml/cex" xmlns:w16cid="http://schemas.microsoft.com/office/word/2016/wordml/cid" xmlns:w16="http://schemas.microsoft.com/office/word/2018/wordml" xmlns:w16sdtdh="http://schemas.microsoft.com/office/word/2020/wordml/sdtdatahash" xmlns:w16se="http://schemas.microsoft.com/office/word/2015/wordml/symex" xmlns:wpg="http://schemas.microsoft.com/office/word/2010/wordprocessingGroup" xmlns:wpi="http://schemas.microsoft.com/office/word/2010/wordprocessingInk" xmlns:wne="http://schemas.microsoft.com/office/word/2006/wordml" xmlns:wps="http://schemas.microsoft.com/office/word/2010/wordprocessingShape" mc:Ignorable="w14 w15 w16se w16cid w16 w16cex w16sdtdh wp14">
-  <w16cex:commentExtensible w16cex:durableId="264DEF20" w16cex:dateUtc="2022-06-10T23:26:00Z"/>
-  <w16cex:commentExtensible w16cex:durableId="2651B8FB" w16cex:dateUtc="2022-06-13T20:24:00Z"/>
-  <w16cex:commentExtensible w16cex:durableId="264DF1B1" w16cex:dateUtc="2022-06-10T23:37:00Z"/>
-  <w16cex:commentExtensible w16cex:durableId="264DF1C3" w16cex:dateUtc="2022-06-10T23:37:00Z"/>
-</w16cex:commentsExtensible>
-</file>
-
-<file path=word/commentsIds.xml><?xml version="1.0" encoding="utf-8"?>
-<w16cid:commentsIds xmlns:wpc="http://schemas.microsoft.com/office/word/2010/wordprocessingCanvas" xmlns:cx="http://schemas.microsoft.com/office/drawing/2014/chartex" xmlns:cx1="http://schemas.microsoft.com/office/drawing/2015/9/8/chartex" xmlns:cx2="http://schemas.microsoft.com/office/drawing/2015/10/21/chartex" xmlns:cx3="http://schemas.microsoft.com/office/drawing/2016/5/9/chartex" xmlns:cx4="http://schemas.microsoft.com/office/drawing/2016/5/10/chartex" xmlns:cx5="http://schemas.microsoft.com/office/drawing/2016/5/11/chartex" xmlns:cx6="http://schemas.microsoft.com/office/drawing/2016/5/12/chartex" xmlns:cx7="http://schemas.microsoft.com/office/drawing/2016/5/13/chartex" xmlns:cx8="http://schemas.microsoft.com/office/drawing/2016/5/14/chartex" xmlns:mc="http://schemas.openxmlformats.org/markup-compatibility/2006" xmlns:aink="http://schemas.microsoft.com/office/drawing/2016/ink" xmlns:am3d="http://schemas.microsoft.com/office/drawing/2017/model3d" xmlns:o="urn:schemas-microsoft-com:office:office" xmlns:oel="http://schemas.microsoft.com/office/2019/extlst" xmlns:r="http://schemas.openxmlformats.org/officeDocument/2006/relationships" xmlns:m="http://schemas.openxmlformats.org/officeDocument/2006/math" xmlns:v="urn:schemas-microsoft-com:vml" xmlns:wp14="http://schemas.microsoft.com/office/word/2010/wordprocessingDrawing" xmlns:wp="http://schemas.openxmlformats.org/drawingml/2006/wordprocessingDrawing" xmlns:w10="urn:schemas-microsoft-com:office:word" xmlns:w="http://schemas.openxmlformats.org/wordprocessingml/2006/main" xmlns:w14="http://schemas.microsoft.com/office/word/2010/wordml" xmlns:w15="http://schemas.microsoft.com/office/word/2012/wordml" xmlns:w16cex="http://schemas.microsoft.com/office/word/2018/wordml/cex" xmlns:w16cid="http://schemas.microsoft.com/office/word/2016/wordml/cid" xmlns:w16="http://schemas.microsoft.com/office/word/2018/wordml" xmlns:w16sdtdh="http://schemas.microsoft.com/office/word/2020/wordml/sdtdatahash" xmlns:w16se="http://schemas.microsoft.com/office/word/2015/wordml/symex" xmlns:wpg="http://schemas.microsoft.com/office/word/2010/wordprocessingGroup" xmlns:wpi="http://schemas.microsoft.com/office/word/2010/wordprocessingInk" xmlns:wne="http://schemas.microsoft.com/office/word/2006/wordml" xmlns:wps="http://schemas.microsoft.com/office/word/2010/wordprocessingShape" mc:Ignorable="w14 w15 w16se w16cid w16 w16cex w16sdtdh wp14">
-  <w16cid:commentId w16cid:paraId="0FEECFBE" w16cid:durableId="264DEF20"/>
-  <w16cid:commentId w16cid:paraId="479692E8" w16cid:durableId="2651B8FB"/>
-  <w16cid:commentId w16cid:paraId="625B42B1" w16cid:durableId="264DF1B1"/>
-  <w16cid:commentId w16cid:paraId="625F4AEB" w16cid:durableId="264DF1C3"/>
-</w16cid:commentsIds>
-</file>
-
-<file path=word/people.xml><?xml version="1.0" encoding="utf-8"?>
-<w15:people xmlns:wpc="http://schemas.microsoft.com/office/word/2010/wordprocessingCanvas" xmlns:cx="http://schemas.microsoft.com/office/drawing/2014/chartex" xmlns:cx1="http://schemas.microsoft.com/office/drawing/2015/9/8/chartex" xmlns:cx2="http://schemas.microsoft.com/office/drawing/2015/10/21/chartex" xmlns:cx3="http://schemas.microsoft.com/office/drawing/2016/5/9/chartex" xmlns:cx4="http://schemas.microsoft.com/office/drawing/2016/5/10/chartex" xmlns:cx5="http://schemas.microsoft.com/office/drawing/2016/5/11/chartex" xmlns:cx6="http://schemas.microsoft.com/office/drawing/2016/5/12/chartex" xmlns:cx7="http://schemas.microsoft.com/office/drawing/2016/5/13/chartex" xmlns:cx8="http://schemas.microsoft.com/office/drawing/2016/5/14/chartex" xmlns:mc="http://schemas.openxmlformats.org/markup-compatibility/2006" xmlns:aink="http://schemas.microsoft.com/office/drawing/2016/ink" xmlns:am3d="http://schemas.microsoft.com/office/drawing/2017/model3d" xmlns:o="urn:schemas-microsoft-com:office:office" xmlns:oel="http://schemas.microsoft.com/office/2019/extlst" xmlns:r="http://schemas.openxmlformats.org/officeDocument/2006/relationships" xmlns:m="http://schemas.openxmlformats.org/officeDocument/2006/math" xmlns:v="urn:schemas-microsoft-com:vml" xmlns:wp14="http://schemas.microsoft.com/office/word/2010/wordprocessingDrawing" xmlns:wp="http://schemas.openxmlformats.org/drawingml/2006/wordprocessingDrawing" xmlns:w10="urn:schemas-microsoft-com:office:word" xmlns:w="http://schemas.openxmlformats.org/wordprocessingml/2006/main" xmlns:w14="http://schemas.microsoft.com/office/word/2010/wordml" xmlns:w15="http://schemas.microsoft.com/office/word/2012/wordml" xmlns:w16cex="http://schemas.microsoft.com/office/word/2018/wordml/cex" xmlns:w16cid="http://schemas.microsoft.com/office/word/2016/wordml/cid" xmlns:w16="http://schemas.microsoft.com/office/word/2018/wordml" xmlns:w16sdtdh="http://schemas.microsoft.com/office/word/2020/wordml/sdtdatahash" xmlns:w16se="http://schemas.microsoft.com/office/word/2015/wordml/symex" xmlns:wpg="http://schemas.microsoft.com/office/word/2010/wordprocessingGroup" xmlns:wpi="http://schemas.microsoft.com/office/word/2010/wordprocessingInk" xmlns:wne="http://schemas.microsoft.com/office/word/2006/wordml" xmlns:wps="http://schemas.microsoft.com/office/word/2010/wordprocessingShape" mc:Ignorable="w14 w15 w16se w16cid w16 w16cex w16sdtdh wp14">
-  <w15:person w15:author="Anderson, Brian">
-    <w15:presenceInfo w15:providerId="None" w15:userId="Anderson, Brian"/>
-  </w15:person>
-</w15:people>
 </file>
 
 <file path=word/styles.xml><?xml version="1.0" encoding="utf-8"?>
@@ -2124,6 +2696,29 @@
       <w:szCs w:val="20"/>
     </w:rPr>
   </w:style>
+  <w:style w:type="character" w:styleId="Hyperlink">
+    <w:name w:val="Hyperlink"/>
+    <w:basedOn w:val="DefaultParagraphFont"/>
+    <w:uiPriority w:val="99"/>
+    <w:unhideWhenUsed/>
+    <w:rsid w:val="00B40000"/>
+    <w:rPr>
+      <w:color w:val="0563C1" w:themeColor="hyperlink"/>
+      <w:u w:val="single"/>
+    </w:rPr>
+  </w:style>
+  <w:style w:type="character" w:styleId="UnresolvedMention">
+    <w:name w:val="Unresolved Mention"/>
+    <w:basedOn w:val="DefaultParagraphFont"/>
+    <w:uiPriority w:val="99"/>
+    <w:semiHidden/>
+    <w:unhideWhenUsed/>
+    <w:rsid w:val="00B40000"/>
+    <w:rPr>
+      <w:color w:val="605E5C"/>
+      <w:shd w:val="clear" w:color="auto" w:fill="E1DFDD"/>
+    </w:rPr>
+  </w:style>
 </w:styles>
 </file>
 

--- a/Paper/Liver_Disease_Paper/Frontiers/Submission_2/Response to reviewers.docx
+++ b/Paper/Liver_Disease_Paper/Frontiers/Submission_2/Response to reviewers.docx
@@ -1838,23 +1838,36 @@
         <w:spacing w:after="0" w:line="240" w:lineRule="auto"/>
         <w:rPr>
           <w:rFonts w:eastAsia="Times New Roman" w:cstheme="minorHAnsi"/>
-          <w:b/>
-          <w:bCs/>
-        </w:rPr>
-      </w:pPr>
-      <w:r>
-        <w:rPr>
-          <w:rFonts w:eastAsia="Times New Roman" w:cstheme="minorHAnsi"/>
-        </w:rPr>
-        <w:t>Thank you for the comment, we have included the p-value comparison for statistically significance.</w:t>
-      </w:r>
-      <w:r>
-        <w:rPr>
-          <w:rFonts w:eastAsia="Times New Roman" w:cstheme="minorHAnsi"/>
-          <w:b/>
-          <w:bCs/>
-        </w:rPr>
-        <w:br/>
+        </w:rPr>
+      </w:pPr>
+      <w:r>
+        <w:rPr>
+          <w:rFonts w:eastAsia="Times New Roman" w:cstheme="minorHAnsi"/>
+        </w:rPr>
+        <w:t xml:space="preserve">Thank you for the comment, </w:t>
+      </w:r>
+      <w:r>
+        <w:rPr>
+          <w:rFonts w:eastAsia="Times New Roman" w:cstheme="minorHAnsi"/>
+        </w:rPr>
+        <w:t>although desirable, sufficient data is not available from the prior published studies to compute meaningful statistical comparison, we have removed the green indication of superiority from the table.</w:t>
+      </w:r>
+    </w:p>
+    <w:p>
+      <w:pPr>
+        <w:spacing w:after="0" w:line="240" w:lineRule="auto"/>
+        <w:rPr>
+          <w:rFonts w:eastAsia="Times New Roman" w:cstheme="minorHAnsi"/>
+          <w:b/>
+          <w:bCs/>
+        </w:rPr>
+      </w:pPr>
+      <w:r>
+        <w:rPr>
+          <w:rFonts w:eastAsia="Times New Roman" w:cstheme="minorHAnsi"/>
+          <w:b/>
+          <w:bCs/>
+        </w:rPr>
         <w:t>It is recommended for quantitative evaluation to get the confusion matrix</w:t>
       </w:r>
     </w:p>
@@ -2079,6 +2092,7 @@
         <w:rPr>
           <w:rFonts w:eastAsia="Times New Roman" w:cstheme="minorHAnsi"/>
         </w:rPr>
+        <w:lastRenderedPageBreak/>
         <w:t>Thank you for the comment. We’ve elaborated that an individual user could lower the threshold for model to suspect disease. This would naturally lead to an increase in false positives.</w:t>
       </w:r>
     </w:p>
@@ -2097,7 +2111,6 @@
           <w:i/>
           <w:iCs/>
         </w:rPr>
-        <w:lastRenderedPageBreak/>
         <w:t xml:space="preserve">The mean sensitivity was only 7% in disease sites &lt;10 mm in diameter compared with 98% in sites &gt;15 mm. We believe that the low sensitivity in small sites may be partly due to the test data used, where several 10-15-mm disease sites were present on a single scan slice. </w:t>
       </w:r>
       <w:r>
